--- a/slot2/Lab1_DE190958_LeHuyManhTan.docx
+++ b/slot2/Lab1_DE190958_LeHuyManhTan.docx
@@ -12,17 +12,4390 @@
     </w:p>
     <w:p>
       <w:pPr>
-        <w:pStyle w:val="0NoiDung"/>
-        <w:jc w:val="center"/>
+        <w:pStyle w:val="TOC1"/>
+        <w:rPr>
+          <w:rFonts w:asciiTheme="minorHAnsi" w:hAnsiTheme="minorHAnsi"/>
+          <w:noProof/>
+          <w:sz w:val="24"/>
+          <w:lang w:val="en-US"/>
+        </w:rPr>
+      </w:pPr>
+      <w:r>
         <w:rPr>
           <w:sz w:val="36"/>
           <w:szCs w:val="36"/>
-        </w:rPr>
-      </w:pPr>
-    </w:p>
-    <w:p>
-      <w:pPr>
-        <w:jc w:val="center"/>
+          <w:lang w:val="en-US"/>
+        </w:rPr>
+        <w:fldChar w:fldCharType="begin"/>
+      </w:r>
+      <w:r>
+        <w:rPr>
+          <w:sz w:val="36"/>
+          <w:szCs w:val="36"/>
+          <w:lang w:val="en-US"/>
+        </w:rPr>
+        <w:instrText xml:space="preserve"> TOC \h \z \u \t "1. Tieu De L1,1,2. Tieu De L2,2,3. Tieu De L3,3" </w:instrText>
+      </w:r>
+      <w:r>
+        <w:rPr>
+          <w:sz w:val="36"/>
+          <w:szCs w:val="36"/>
+          <w:lang w:val="en-US"/>
+        </w:rPr>
+        <w:fldChar w:fldCharType="separate"/>
+      </w:r>
+      <w:hyperlink w:anchor="_Toc230120405" w:history="1">
+        <w:r>
+          <w:rPr>
+            <w:rStyle w:val="Hyperlink"/>
+            <w:noProof/>
+          </w:rPr>
+          <w:t>1.</w:t>
+        </w:r>
+        <w:r>
+          <w:rPr>
+            <w:rFonts w:asciiTheme="minorHAnsi" w:hAnsiTheme="minorHAnsi"/>
+            <w:noProof/>
+            <w:sz w:val="24"/>
+            <w:lang w:val="en-US"/>
+          </w:rPr>
+          <w:tab/>
+        </w:r>
+        <w:r>
+          <w:rPr>
+            <w:rStyle w:val="Hyperlink"/>
+            <w:noProof/>
+          </w:rPr>
+          <w:t>Nhiệm vụ 1: Why is testing necessary?</w:t>
+        </w:r>
+        <w:r>
+          <w:rPr>
+            <w:noProof/>
+            <w:webHidden/>
+          </w:rPr>
+          <w:tab/>
+        </w:r>
+        <w:r>
+          <w:rPr>
+            <w:noProof/>
+            <w:webHidden/>
+          </w:rPr>
+          <w:fldChar w:fldCharType="begin"/>
+        </w:r>
+        <w:r>
+          <w:rPr>
+            <w:noProof/>
+            <w:webHidden/>
+          </w:rPr>
+          <w:instrText xml:space="preserve"> PAGEREF _Toc230120405 \h </w:instrText>
+        </w:r>
+        <w:r>
+          <w:rPr>
+            <w:noProof/>
+            <w:webHidden/>
+          </w:rPr>
+        </w:r>
+        <w:r>
+          <w:rPr>
+            <w:noProof/>
+            <w:webHidden/>
+          </w:rPr>
+          <w:fldChar w:fldCharType="separate"/>
+        </w:r>
+        <w:r>
+          <w:rPr>
+            <w:noProof/>
+            <w:webHidden/>
+          </w:rPr>
+          <w:t>5</w:t>
+        </w:r>
+        <w:r>
+          <w:rPr>
+            <w:noProof/>
+            <w:webHidden/>
+          </w:rPr>
+          <w:fldChar w:fldCharType="end"/>
+        </w:r>
+      </w:hyperlink>
+    </w:p>
+    <w:p>
+      <w:pPr>
+        <w:pStyle w:val="TOC2"/>
+        <w:tabs>
+          <w:tab w:val="left" w:pos="960"/>
+          <w:tab w:val="right" w:leader="dot" w:pos="9016"/>
+        </w:tabs>
+        <w:rPr>
+          <w:rFonts w:asciiTheme="minorHAnsi" w:hAnsiTheme="minorHAnsi"/>
+          <w:noProof/>
+          <w:sz w:val="24"/>
+          <w:lang w:val="en-US"/>
+        </w:rPr>
+      </w:pPr>
+      <w:hyperlink w:anchor="_Toc230120406" w:history="1">
+        <w:r>
+          <w:rPr>
+            <w:rStyle w:val="Hyperlink"/>
+            <w:noProof/>
+          </w:rPr>
+          <w:t>1.1.</w:t>
+        </w:r>
+        <w:r>
+          <w:rPr>
+            <w:rFonts w:asciiTheme="minorHAnsi" w:hAnsiTheme="minorHAnsi"/>
+            <w:noProof/>
+            <w:sz w:val="24"/>
+            <w:lang w:val="en-US"/>
+          </w:rPr>
+          <w:tab/>
+        </w:r>
+        <w:r>
+          <w:rPr>
+            <w:rStyle w:val="Hyperlink"/>
+            <w:noProof/>
+          </w:rPr>
+          <w:t>Prompt:</w:t>
+        </w:r>
+        <w:r>
+          <w:rPr>
+            <w:noProof/>
+            <w:webHidden/>
+          </w:rPr>
+          <w:tab/>
+        </w:r>
+        <w:r>
+          <w:rPr>
+            <w:noProof/>
+            <w:webHidden/>
+          </w:rPr>
+          <w:fldChar w:fldCharType="begin"/>
+        </w:r>
+        <w:r>
+          <w:rPr>
+            <w:noProof/>
+            <w:webHidden/>
+          </w:rPr>
+          <w:instrText xml:space="preserve"> PAGEREF _Toc230120406 \h </w:instrText>
+        </w:r>
+        <w:r>
+          <w:rPr>
+            <w:noProof/>
+            <w:webHidden/>
+          </w:rPr>
+        </w:r>
+        <w:r>
+          <w:rPr>
+            <w:noProof/>
+            <w:webHidden/>
+          </w:rPr>
+          <w:fldChar w:fldCharType="separate"/>
+        </w:r>
+        <w:r>
+          <w:rPr>
+            <w:noProof/>
+            <w:webHidden/>
+          </w:rPr>
+          <w:t>5</w:t>
+        </w:r>
+        <w:r>
+          <w:rPr>
+            <w:noProof/>
+            <w:webHidden/>
+          </w:rPr>
+          <w:fldChar w:fldCharType="end"/>
+        </w:r>
+      </w:hyperlink>
+    </w:p>
+    <w:p>
+      <w:pPr>
+        <w:pStyle w:val="TOC2"/>
+        <w:tabs>
+          <w:tab w:val="left" w:pos="960"/>
+          <w:tab w:val="right" w:leader="dot" w:pos="9016"/>
+        </w:tabs>
+        <w:rPr>
+          <w:rFonts w:asciiTheme="minorHAnsi" w:hAnsiTheme="minorHAnsi"/>
+          <w:noProof/>
+          <w:sz w:val="24"/>
+          <w:lang w:val="en-US"/>
+        </w:rPr>
+      </w:pPr>
+      <w:hyperlink w:anchor="_Toc230120407" w:history="1">
+        <w:r>
+          <w:rPr>
+            <w:rStyle w:val="Hyperlink"/>
+            <w:noProof/>
+          </w:rPr>
+          <w:t>1.2.</w:t>
+        </w:r>
+        <w:r>
+          <w:rPr>
+            <w:rFonts w:asciiTheme="minorHAnsi" w:hAnsiTheme="minorHAnsi"/>
+            <w:noProof/>
+            <w:sz w:val="24"/>
+            <w:lang w:val="en-US"/>
+          </w:rPr>
+          <w:tab/>
+        </w:r>
+        <w:r>
+          <w:rPr>
+            <w:rStyle w:val="Hyperlink"/>
+            <w:noProof/>
+          </w:rPr>
+          <w:t>Câu trả lời AI:</w:t>
+        </w:r>
+        <w:r>
+          <w:rPr>
+            <w:noProof/>
+            <w:webHidden/>
+          </w:rPr>
+          <w:tab/>
+        </w:r>
+        <w:r>
+          <w:rPr>
+            <w:noProof/>
+            <w:webHidden/>
+          </w:rPr>
+          <w:fldChar w:fldCharType="begin"/>
+        </w:r>
+        <w:r>
+          <w:rPr>
+            <w:noProof/>
+            <w:webHidden/>
+          </w:rPr>
+          <w:instrText xml:space="preserve"> PAGEREF _Toc230120407 \h </w:instrText>
+        </w:r>
+        <w:r>
+          <w:rPr>
+            <w:noProof/>
+            <w:webHidden/>
+          </w:rPr>
+        </w:r>
+        <w:r>
+          <w:rPr>
+            <w:noProof/>
+            <w:webHidden/>
+          </w:rPr>
+          <w:fldChar w:fldCharType="separate"/>
+        </w:r>
+        <w:r>
+          <w:rPr>
+            <w:noProof/>
+            <w:webHidden/>
+          </w:rPr>
+          <w:t>5</w:t>
+        </w:r>
+        <w:r>
+          <w:rPr>
+            <w:noProof/>
+            <w:webHidden/>
+          </w:rPr>
+          <w:fldChar w:fldCharType="end"/>
+        </w:r>
+      </w:hyperlink>
+    </w:p>
+    <w:p>
+      <w:pPr>
+        <w:pStyle w:val="TOC3"/>
+        <w:tabs>
+          <w:tab w:val="left" w:pos="1440"/>
+          <w:tab w:val="right" w:leader="dot" w:pos="9016"/>
+        </w:tabs>
+        <w:rPr>
+          <w:rFonts w:asciiTheme="minorHAnsi" w:hAnsiTheme="minorHAnsi"/>
+          <w:noProof/>
+          <w:sz w:val="24"/>
+          <w:lang w:val="en-US"/>
+        </w:rPr>
+      </w:pPr>
+      <w:hyperlink w:anchor="_Toc230120408" w:history="1">
+        <w:r>
+          <w:rPr>
+            <w:rStyle w:val="Hyperlink"/>
+            <w:noProof/>
+          </w:rPr>
+          <w:t>1.2.1.</w:t>
+        </w:r>
+        <w:r>
+          <w:rPr>
+            <w:rFonts w:asciiTheme="minorHAnsi" w:hAnsiTheme="minorHAnsi"/>
+            <w:noProof/>
+            <w:sz w:val="24"/>
+            <w:lang w:val="en-US"/>
+          </w:rPr>
+          <w:tab/>
+        </w:r>
+        <w:r>
+          <w:rPr>
+            <w:rStyle w:val="Hyperlink"/>
+            <w:noProof/>
+          </w:rPr>
+          <w:t>Error:</w:t>
+        </w:r>
+        <w:r>
+          <w:rPr>
+            <w:noProof/>
+            <w:webHidden/>
+          </w:rPr>
+          <w:tab/>
+        </w:r>
+        <w:r>
+          <w:rPr>
+            <w:noProof/>
+            <w:webHidden/>
+          </w:rPr>
+          <w:fldChar w:fldCharType="begin"/>
+        </w:r>
+        <w:r>
+          <w:rPr>
+            <w:noProof/>
+            <w:webHidden/>
+          </w:rPr>
+          <w:instrText xml:space="preserve"> PAGEREF _Toc230120408 \h </w:instrText>
+        </w:r>
+        <w:r>
+          <w:rPr>
+            <w:noProof/>
+            <w:webHidden/>
+          </w:rPr>
+        </w:r>
+        <w:r>
+          <w:rPr>
+            <w:noProof/>
+            <w:webHidden/>
+          </w:rPr>
+          <w:fldChar w:fldCharType="separate"/>
+        </w:r>
+        <w:r>
+          <w:rPr>
+            <w:noProof/>
+            <w:webHidden/>
+          </w:rPr>
+          <w:t>5</w:t>
+        </w:r>
+        <w:r>
+          <w:rPr>
+            <w:noProof/>
+            <w:webHidden/>
+          </w:rPr>
+          <w:fldChar w:fldCharType="end"/>
+        </w:r>
+      </w:hyperlink>
+    </w:p>
+    <w:p>
+      <w:pPr>
+        <w:pStyle w:val="TOC3"/>
+        <w:tabs>
+          <w:tab w:val="left" w:pos="1440"/>
+          <w:tab w:val="right" w:leader="dot" w:pos="9016"/>
+        </w:tabs>
+        <w:rPr>
+          <w:rFonts w:asciiTheme="minorHAnsi" w:hAnsiTheme="minorHAnsi"/>
+          <w:noProof/>
+          <w:sz w:val="24"/>
+          <w:lang w:val="en-US"/>
+        </w:rPr>
+      </w:pPr>
+      <w:hyperlink w:anchor="_Toc230120409" w:history="1">
+        <w:r>
+          <w:rPr>
+            <w:rStyle w:val="Hyperlink"/>
+            <w:noProof/>
+          </w:rPr>
+          <w:t>1.2.2.</w:t>
+        </w:r>
+        <w:r>
+          <w:rPr>
+            <w:rFonts w:asciiTheme="minorHAnsi" w:hAnsiTheme="minorHAnsi"/>
+            <w:noProof/>
+            <w:sz w:val="24"/>
+            <w:lang w:val="en-US"/>
+          </w:rPr>
+          <w:tab/>
+        </w:r>
+        <w:r>
+          <w:rPr>
+            <w:rStyle w:val="Hyperlink"/>
+            <w:noProof/>
+          </w:rPr>
+          <w:t>Defect</w:t>
+        </w:r>
+        <w:r>
+          <w:rPr>
+            <w:noProof/>
+            <w:webHidden/>
+          </w:rPr>
+          <w:tab/>
+        </w:r>
+        <w:r>
+          <w:rPr>
+            <w:noProof/>
+            <w:webHidden/>
+          </w:rPr>
+          <w:fldChar w:fldCharType="begin"/>
+        </w:r>
+        <w:r>
+          <w:rPr>
+            <w:noProof/>
+            <w:webHidden/>
+          </w:rPr>
+          <w:instrText xml:space="preserve"> PAGEREF _Toc230120409 \h </w:instrText>
+        </w:r>
+        <w:r>
+          <w:rPr>
+            <w:noProof/>
+            <w:webHidden/>
+          </w:rPr>
+        </w:r>
+        <w:r>
+          <w:rPr>
+            <w:noProof/>
+            <w:webHidden/>
+          </w:rPr>
+          <w:fldChar w:fldCharType="separate"/>
+        </w:r>
+        <w:r>
+          <w:rPr>
+            <w:noProof/>
+            <w:webHidden/>
+          </w:rPr>
+          <w:t>5</w:t>
+        </w:r>
+        <w:r>
+          <w:rPr>
+            <w:noProof/>
+            <w:webHidden/>
+          </w:rPr>
+          <w:fldChar w:fldCharType="end"/>
+        </w:r>
+      </w:hyperlink>
+    </w:p>
+    <w:p>
+      <w:pPr>
+        <w:pStyle w:val="TOC3"/>
+        <w:tabs>
+          <w:tab w:val="left" w:pos="1440"/>
+          <w:tab w:val="right" w:leader="dot" w:pos="9016"/>
+        </w:tabs>
+        <w:rPr>
+          <w:rFonts w:asciiTheme="minorHAnsi" w:hAnsiTheme="minorHAnsi"/>
+          <w:noProof/>
+          <w:sz w:val="24"/>
+          <w:lang w:val="en-US"/>
+        </w:rPr>
+      </w:pPr>
+      <w:hyperlink w:anchor="_Toc230120410" w:history="1">
+        <w:r>
+          <w:rPr>
+            <w:rStyle w:val="Hyperlink"/>
+            <w:noProof/>
+          </w:rPr>
+          <w:t>1.2.3.</w:t>
+        </w:r>
+        <w:r>
+          <w:rPr>
+            <w:rFonts w:asciiTheme="minorHAnsi" w:hAnsiTheme="minorHAnsi"/>
+            <w:noProof/>
+            <w:sz w:val="24"/>
+            <w:lang w:val="en-US"/>
+          </w:rPr>
+          <w:tab/>
+        </w:r>
+        <w:r>
+          <w:rPr>
+            <w:rStyle w:val="Hyperlink"/>
+            <w:noProof/>
+          </w:rPr>
+          <w:t>Failure</w:t>
+        </w:r>
+        <w:r>
+          <w:rPr>
+            <w:noProof/>
+            <w:webHidden/>
+          </w:rPr>
+          <w:tab/>
+        </w:r>
+        <w:r>
+          <w:rPr>
+            <w:noProof/>
+            <w:webHidden/>
+          </w:rPr>
+          <w:fldChar w:fldCharType="begin"/>
+        </w:r>
+        <w:r>
+          <w:rPr>
+            <w:noProof/>
+            <w:webHidden/>
+          </w:rPr>
+          <w:instrText xml:space="preserve"> PAGEREF _Toc230120410 \h </w:instrText>
+        </w:r>
+        <w:r>
+          <w:rPr>
+            <w:noProof/>
+            <w:webHidden/>
+          </w:rPr>
+        </w:r>
+        <w:r>
+          <w:rPr>
+            <w:noProof/>
+            <w:webHidden/>
+          </w:rPr>
+          <w:fldChar w:fldCharType="separate"/>
+        </w:r>
+        <w:r>
+          <w:rPr>
+            <w:noProof/>
+            <w:webHidden/>
+          </w:rPr>
+          <w:t>5</w:t>
+        </w:r>
+        <w:r>
+          <w:rPr>
+            <w:noProof/>
+            <w:webHidden/>
+          </w:rPr>
+          <w:fldChar w:fldCharType="end"/>
+        </w:r>
+      </w:hyperlink>
+    </w:p>
+    <w:p>
+      <w:pPr>
+        <w:pStyle w:val="TOC3"/>
+        <w:tabs>
+          <w:tab w:val="left" w:pos="1440"/>
+          <w:tab w:val="right" w:leader="dot" w:pos="9016"/>
+        </w:tabs>
+        <w:rPr>
+          <w:rFonts w:asciiTheme="minorHAnsi" w:hAnsiTheme="minorHAnsi"/>
+          <w:noProof/>
+          <w:sz w:val="24"/>
+          <w:lang w:val="en-US"/>
+        </w:rPr>
+      </w:pPr>
+      <w:hyperlink w:anchor="_Toc230120411" w:history="1">
+        <w:r>
+          <w:rPr>
+            <w:rStyle w:val="Hyperlink"/>
+            <w:noProof/>
+          </w:rPr>
+          <w:t>1.2.4.</w:t>
+        </w:r>
+        <w:r>
+          <w:rPr>
+            <w:rFonts w:asciiTheme="minorHAnsi" w:hAnsiTheme="minorHAnsi"/>
+            <w:noProof/>
+            <w:sz w:val="24"/>
+            <w:lang w:val="en-US"/>
+          </w:rPr>
+          <w:tab/>
+        </w:r>
+        <w:r>
+          <w:rPr>
+            <w:rStyle w:val="Hyperlink"/>
+            <w:noProof/>
+          </w:rPr>
+          <w:t>Root cause</w:t>
+        </w:r>
+        <w:r>
+          <w:rPr>
+            <w:noProof/>
+            <w:webHidden/>
+          </w:rPr>
+          <w:tab/>
+        </w:r>
+        <w:r>
+          <w:rPr>
+            <w:noProof/>
+            <w:webHidden/>
+          </w:rPr>
+          <w:fldChar w:fldCharType="begin"/>
+        </w:r>
+        <w:r>
+          <w:rPr>
+            <w:noProof/>
+            <w:webHidden/>
+          </w:rPr>
+          <w:instrText xml:space="preserve"> PAGEREF _Toc230120411 \h </w:instrText>
+        </w:r>
+        <w:r>
+          <w:rPr>
+            <w:noProof/>
+            <w:webHidden/>
+          </w:rPr>
+        </w:r>
+        <w:r>
+          <w:rPr>
+            <w:noProof/>
+            <w:webHidden/>
+          </w:rPr>
+          <w:fldChar w:fldCharType="separate"/>
+        </w:r>
+        <w:r>
+          <w:rPr>
+            <w:noProof/>
+            <w:webHidden/>
+          </w:rPr>
+          <w:t>5</w:t>
+        </w:r>
+        <w:r>
+          <w:rPr>
+            <w:noProof/>
+            <w:webHidden/>
+          </w:rPr>
+          <w:fldChar w:fldCharType="end"/>
+        </w:r>
+      </w:hyperlink>
+    </w:p>
+    <w:p>
+      <w:pPr>
+        <w:pStyle w:val="TOC3"/>
+        <w:tabs>
+          <w:tab w:val="left" w:pos="1440"/>
+          <w:tab w:val="right" w:leader="dot" w:pos="9016"/>
+        </w:tabs>
+        <w:rPr>
+          <w:rFonts w:asciiTheme="minorHAnsi" w:hAnsiTheme="minorHAnsi"/>
+          <w:noProof/>
+          <w:sz w:val="24"/>
+          <w:lang w:val="en-US"/>
+        </w:rPr>
+      </w:pPr>
+      <w:hyperlink w:anchor="_Toc230120412" w:history="1">
+        <w:r>
+          <w:rPr>
+            <w:rStyle w:val="Hyperlink"/>
+            <w:noProof/>
+          </w:rPr>
+          <w:t>1.2.5.</w:t>
+        </w:r>
+        <w:r>
+          <w:rPr>
+            <w:rFonts w:asciiTheme="minorHAnsi" w:hAnsiTheme="minorHAnsi"/>
+            <w:noProof/>
+            <w:sz w:val="24"/>
+            <w:lang w:val="en-US"/>
+          </w:rPr>
+          <w:tab/>
+        </w:r>
+        <w:r>
+          <w:rPr>
+            <w:rStyle w:val="Hyperlink"/>
+            <w:noProof/>
+          </w:rPr>
+          <w:t>Chi phí của việc kiểm thử trễ</w:t>
+        </w:r>
+        <w:r>
+          <w:rPr>
+            <w:noProof/>
+            <w:webHidden/>
+          </w:rPr>
+          <w:tab/>
+        </w:r>
+        <w:r>
+          <w:rPr>
+            <w:noProof/>
+            <w:webHidden/>
+          </w:rPr>
+          <w:fldChar w:fldCharType="begin"/>
+        </w:r>
+        <w:r>
+          <w:rPr>
+            <w:noProof/>
+            <w:webHidden/>
+          </w:rPr>
+          <w:instrText xml:space="preserve"> PAGEREF _Toc230120412 \h </w:instrText>
+        </w:r>
+        <w:r>
+          <w:rPr>
+            <w:noProof/>
+            <w:webHidden/>
+          </w:rPr>
+        </w:r>
+        <w:r>
+          <w:rPr>
+            <w:noProof/>
+            <w:webHidden/>
+          </w:rPr>
+          <w:fldChar w:fldCharType="separate"/>
+        </w:r>
+        <w:r>
+          <w:rPr>
+            <w:noProof/>
+            <w:webHidden/>
+          </w:rPr>
+          <w:t>5</w:t>
+        </w:r>
+        <w:r>
+          <w:rPr>
+            <w:noProof/>
+            <w:webHidden/>
+          </w:rPr>
+          <w:fldChar w:fldCharType="end"/>
+        </w:r>
+      </w:hyperlink>
+    </w:p>
+    <w:p>
+      <w:pPr>
+        <w:pStyle w:val="TOC3"/>
+        <w:tabs>
+          <w:tab w:val="left" w:pos="1440"/>
+          <w:tab w:val="right" w:leader="dot" w:pos="9016"/>
+        </w:tabs>
+        <w:rPr>
+          <w:rFonts w:asciiTheme="minorHAnsi" w:hAnsiTheme="minorHAnsi"/>
+          <w:noProof/>
+          <w:sz w:val="24"/>
+          <w:lang w:val="en-US"/>
+        </w:rPr>
+      </w:pPr>
+      <w:hyperlink w:anchor="_Toc230120413" w:history="1">
+        <w:r>
+          <w:rPr>
+            <w:rStyle w:val="Hyperlink"/>
+            <w:noProof/>
+          </w:rPr>
+          <w:t>1.2.6.</w:t>
+        </w:r>
+        <w:r>
+          <w:rPr>
+            <w:rFonts w:asciiTheme="minorHAnsi" w:hAnsiTheme="minorHAnsi"/>
+            <w:noProof/>
+            <w:sz w:val="24"/>
+            <w:lang w:val="en-US"/>
+          </w:rPr>
+          <w:tab/>
+        </w:r>
+        <w:r>
+          <w:rPr>
+            <w:rStyle w:val="Hyperlink"/>
+            <w:noProof/>
+          </w:rPr>
+          <w:t>Nhận xét kết quả trả lời của AI:</w:t>
+        </w:r>
+        <w:r>
+          <w:rPr>
+            <w:noProof/>
+            <w:webHidden/>
+          </w:rPr>
+          <w:tab/>
+        </w:r>
+        <w:r>
+          <w:rPr>
+            <w:noProof/>
+            <w:webHidden/>
+          </w:rPr>
+          <w:fldChar w:fldCharType="begin"/>
+        </w:r>
+        <w:r>
+          <w:rPr>
+            <w:noProof/>
+            <w:webHidden/>
+          </w:rPr>
+          <w:instrText xml:space="preserve"> PAGEREF _Toc230120413 \h </w:instrText>
+        </w:r>
+        <w:r>
+          <w:rPr>
+            <w:noProof/>
+            <w:webHidden/>
+          </w:rPr>
+        </w:r>
+        <w:r>
+          <w:rPr>
+            <w:noProof/>
+            <w:webHidden/>
+          </w:rPr>
+          <w:fldChar w:fldCharType="separate"/>
+        </w:r>
+        <w:r>
+          <w:rPr>
+            <w:noProof/>
+            <w:webHidden/>
+          </w:rPr>
+          <w:t>6</w:t>
+        </w:r>
+        <w:r>
+          <w:rPr>
+            <w:noProof/>
+            <w:webHidden/>
+          </w:rPr>
+          <w:fldChar w:fldCharType="end"/>
+        </w:r>
+      </w:hyperlink>
+    </w:p>
+    <w:p>
+      <w:pPr>
+        <w:pStyle w:val="TOC1"/>
+        <w:rPr>
+          <w:rFonts w:asciiTheme="minorHAnsi" w:hAnsiTheme="minorHAnsi"/>
+          <w:noProof/>
+          <w:sz w:val="24"/>
+          <w:lang w:val="en-US"/>
+        </w:rPr>
+      </w:pPr>
+      <w:hyperlink w:anchor="_Toc230120414" w:history="1">
+        <w:r>
+          <w:rPr>
+            <w:rStyle w:val="Hyperlink"/>
+            <w:noProof/>
+          </w:rPr>
+          <w:t>2.</w:t>
+        </w:r>
+        <w:r>
+          <w:rPr>
+            <w:rFonts w:asciiTheme="minorHAnsi" w:hAnsiTheme="minorHAnsi"/>
+            <w:noProof/>
+            <w:sz w:val="24"/>
+            <w:lang w:val="en-US"/>
+          </w:rPr>
+          <w:tab/>
+        </w:r>
+        <w:r>
+          <w:rPr>
+            <w:rStyle w:val="Hyperlink"/>
+            <w:noProof/>
+          </w:rPr>
+          <w:t>Nhiệm vụ 2: What is testing?</w:t>
+        </w:r>
+        <w:r>
+          <w:rPr>
+            <w:noProof/>
+            <w:webHidden/>
+          </w:rPr>
+          <w:tab/>
+        </w:r>
+        <w:r>
+          <w:rPr>
+            <w:noProof/>
+            <w:webHidden/>
+          </w:rPr>
+          <w:fldChar w:fldCharType="begin"/>
+        </w:r>
+        <w:r>
+          <w:rPr>
+            <w:noProof/>
+            <w:webHidden/>
+          </w:rPr>
+          <w:instrText xml:space="preserve"> PAGEREF _Toc230120414 \h </w:instrText>
+        </w:r>
+        <w:r>
+          <w:rPr>
+            <w:noProof/>
+            <w:webHidden/>
+          </w:rPr>
+        </w:r>
+        <w:r>
+          <w:rPr>
+            <w:noProof/>
+            <w:webHidden/>
+          </w:rPr>
+          <w:fldChar w:fldCharType="separate"/>
+        </w:r>
+        <w:r>
+          <w:rPr>
+            <w:noProof/>
+            <w:webHidden/>
+          </w:rPr>
+          <w:t>7</w:t>
+        </w:r>
+        <w:r>
+          <w:rPr>
+            <w:noProof/>
+            <w:webHidden/>
+          </w:rPr>
+          <w:fldChar w:fldCharType="end"/>
+        </w:r>
+      </w:hyperlink>
+    </w:p>
+    <w:p>
+      <w:pPr>
+        <w:pStyle w:val="TOC2"/>
+        <w:tabs>
+          <w:tab w:val="left" w:pos="960"/>
+          <w:tab w:val="right" w:leader="dot" w:pos="9016"/>
+        </w:tabs>
+        <w:rPr>
+          <w:rFonts w:asciiTheme="minorHAnsi" w:hAnsiTheme="minorHAnsi"/>
+          <w:noProof/>
+          <w:sz w:val="24"/>
+          <w:lang w:val="en-US"/>
+        </w:rPr>
+      </w:pPr>
+      <w:hyperlink w:anchor="_Toc230120415" w:history="1">
+        <w:r>
+          <w:rPr>
+            <w:rStyle w:val="Hyperlink"/>
+            <w:noProof/>
+          </w:rPr>
+          <w:t>2.1.</w:t>
+        </w:r>
+        <w:r>
+          <w:rPr>
+            <w:rFonts w:asciiTheme="minorHAnsi" w:hAnsiTheme="minorHAnsi"/>
+            <w:noProof/>
+            <w:sz w:val="24"/>
+            <w:lang w:val="en-US"/>
+          </w:rPr>
+          <w:tab/>
+        </w:r>
+        <w:r>
+          <w:rPr>
+            <w:rStyle w:val="Hyperlink"/>
+            <w:noProof/>
+          </w:rPr>
+          <w:t>Prompt:</w:t>
+        </w:r>
+        <w:r>
+          <w:rPr>
+            <w:noProof/>
+            <w:webHidden/>
+          </w:rPr>
+          <w:tab/>
+        </w:r>
+        <w:r>
+          <w:rPr>
+            <w:noProof/>
+            <w:webHidden/>
+          </w:rPr>
+          <w:fldChar w:fldCharType="begin"/>
+        </w:r>
+        <w:r>
+          <w:rPr>
+            <w:noProof/>
+            <w:webHidden/>
+          </w:rPr>
+          <w:instrText xml:space="preserve"> PAGEREF _Toc230120415 \h </w:instrText>
+        </w:r>
+        <w:r>
+          <w:rPr>
+            <w:noProof/>
+            <w:webHidden/>
+          </w:rPr>
+        </w:r>
+        <w:r>
+          <w:rPr>
+            <w:noProof/>
+            <w:webHidden/>
+          </w:rPr>
+          <w:fldChar w:fldCharType="separate"/>
+        </w:r>
+        <w:r>
+          <w:rPr>
+            <w:noProof/>
+            <w:webHidden/>
+          </w:rPr>
+          <w:t>7</w:t>
+        </w:r>
+        <w:r>
+          <w:rPr>
+            <w:noProof/>
+            <w:webHidden/>
+          </w:rPr>
+          <w:fldChar w:fldCharType="end"/>
+        </w:r>
+      </w:hyperlink>
+    </w:p>
+    <w:p>
+      <w:pPr>
+        <w:pStyle w:val="TOC3"/>
+        <w:tabs>
+          <w:tab w:val="left" w:pos="1440"/>
+          <w:tab w:val="right" w:leader="dot" w:pos="9016"/>
+        </w:tabs>
+        <w:rPr>
+          <w:rFonts w:asciiTheme="minorHAnsi" w:hAnsiTheme="minorHAnsi"/>
+          <w:noProof/>
+          <w:sz w:val="24"/>
+          <w:lang w:val="en-US"/>
+        </w:rPr>
+      </w:pPr>
+      <w:hyperlink w:anchor="_Toc230120416" w:history="1">
+        <w:r>
+          <w:rPr>
+            <w:rStyle w:val="Hyperlink"/>
+            <w:noProof/>
+          </w:rPr>
+          <w:t>2.1.1.</w:t>
+        </w:r>
+        <w:r>
+          <w:rPr>
+            <w:rFonts w:asciiTheme="minorHAnsi" w:hAnsiTheme="minorHAnsi"/>
+            <w:noProof/>
+            <w:sz w:val="24"/>
+            <w:lang w:val="en-US"/>
+          </w:rPr>
+          <w:tab/>
+        </w:r>
+        <w:r>
+          <w:rPr>
+            <w:rStyle w:val="Hyperlink"/>
+            <w:noProof/>
+          </w:rPr>
+          <w:t>Prompt định nghĩa testing:</w:t>
+        </w:r>
+        <w:r>
+          <w:rPr>
+            <w:noProof/>
+            <w:webHidden/>
+          </w:rPr>
+          <w:tab/>
+        </w:r>
+        <w:r>
+          <w:rPr>
+            <w:noProof/>
+            <w:webHidden/>
+          </w:rPr>
+          <w:fldChar w:fldCharType="begin"/>
+        </w:r>
+        <w:r>
+          <w:rPr>
+            <w:noProof/>
+            <w:webHidden/>
+          </w:rPr>
+          <w:instrText xml:space="preserve"> PAGEREF _Toc230120416 \h </w:instrText>
+        </w:r>
+        <w:r>
+          <w:rPr>
+            <w:noProof/>
+            <w:webHidden/>
+          </w:rPr>
+        </w:r>
+        <w:r>
+          <w:rPr>
+            <w:noProof/>
+            <w:webHidden/>
+          </w:rPr>
+          <w:fldChar w:fldCharType="separate"/>
+        </w:r>
+        <w:r>
+          <w:rPr>
+            <w:noProof/>
+            <w:webHidden/>
+          </w:rPr>
+          <w:t>7</w:t>
+        </w:r>
+        <w:r>
+          <w:rPr>
+            <w:noProof/>
+            <w:webHidden/>
+          </w:rPr>
+          <w:fldChar w:fldCharType="end"/>
+        </w:r>
+      </w:hyperlink>
+    </w:p>
+    <w:p>
+      <w:pPr>
+        <w:pStyle w:val="TOC3"/>
+        <w:tabs>
+          <w:tab w:val="left" w:pos="1440"/>
+          <w:tab w:val="right" w:leader="dot" w:pos="9016"/>
+        </w:tabs>
+        <w:rPr>
+          <w:rFonts w:asciiTheme="minorHAnsi" w:hAnsiTheme="minorHAnsi"/>
+          <w:noProof/>
+          <w:sz w:val="24"/>
+          <w:lang w:val="en-US"/>
+        </w:rPr>
+      </w:pPr>
+      <w:hyperlink w:anchor="_Toc230120417" w:history="1">
+        <w:r>
+          <w:rPr>
+            <w:rStyle w:val="Hyperlink"/>
+            <w:noProof/>
+          </w:rPr>
+          <w:t>2.1.2.</w:t>
+        </w:r>
+        <w:r>
+          <w:rPr>
+            <w:rFonts w:asciiTheme="minorHAnsi" w:hAnsiTheme="minorHAnsi"/>
+            <w:noProof/>
+            <w:sz w:val="24"/>
+            <w:lang w:val="en-US"/>
+          </w:rPr>
+          <w:tab/>
+        </w:r>
+        <w:r>
+          <w:rPr>
+            <w:rStyle w:val="Hyperlink"/>
+            <w:noProof/>
+          </w:rPr>
+          <w:t>Prompt phân biệt testing với debugging</w:t>
+        </w:r>
+        <w:r>
+          <w:rPr>
+            <w:noProof/>
+            <w:webHidden/>
+          </w:rPr>
+          <w:tab/>
+        </w:r>
+        <w:r>
+          <w:rPr>
+            <w:noProof/>
+            <w:webHidden/>
+          </w:rPr>
+          <w:fldChar w:fldCharType="begin"/>
+        </w:r>
+        <w:r>
+          <w:rPr>
+            <w:noProof/>
+            <w:webHidden/>
+          </w:rPr>
+          <w:instrText xml:space="preserve"> PAGEREF _Toc230120417 \h </w:instrText>
+        </w:r>
+        <w:r>
+          <w:rPr>
+            <w:noProof/>
+            <w:webHidden/>
+          </w:rPr>
+        </w:r>
+        <w:r>
+          <w:rPr>
+            <w:noProof/>
+            <w:webHidden/>
+          </w:rPr>
+          <w:fldChar w:fldCharType="separate"/>
+        </w:r>
+        <w:r>
+          <w:rPr>
+            <w:noProof/>
+            <w:webHidden/>
+          </w:rPr>
+          <w:t>7</w:t>
+        </w:r>
+        <w:r>
+          <w:rPr>
+            <w:noProof/>
+            <w:webHidden/>
+          </w:rPr>
+          <w:fldChar w:fldCharType="end"/>
+        </w:r>
+      </w:hyperlink>
+    </w:p>
+    <w:p>
+      <w:pPr>
+        <w:pStyle w:val="TOC2"/>
+        <w:tabs>
+          <w:tab w:val="left" w:pos="960"/>
+          <w:tab w:val="right" w:leader="dot" w:pos="9016"/>
+        </w:tabs>
+        <w:rPr>
+          <w:rFonts w:asciiTheme="minorHAnsi" w:hAnsiTheme="minorHAnsi"/>
+          <w:noProof/>
+          <w:sz w:val="24"/>
+          <w:lang w:val="en-US"/>
+        </w:rPr>
+      </w:pPr>
+      <w:hyperlink w:anchor="_Toc230120418" w:history="1">
+        <w:r>
+          <w:rPr>
+            <w:rStyle w:val="Hyperlink"/>
+            <w:noProof/>
+          </w:rPr>
+          <w:t>2.2.</w:t>
+        </w:r>
+        <w:r>
+          <w:rPr>
+            <w:rFonts w:asciiTheme="minorHAnsi" w:hAnsiTheme="minorHAnsi"/>
+            <w:noProof/>
+            <w:sz w:val="24"/>
+            <w:lang w:val="en-US"/>
+          </w:rPr>
+          <w:tab/>
+        </w:r>
+        <w:r>
+          <w:rPr>
+            <w:rStyle w:val="Hyperlink"/>
+            <w:noProof/>
+          </w:rPr>
+          <w:t>Câu trả lời AI:</w:t>
+        </w:r>
+        <w:r>
+          <w:rPr>
+            <w:noProof/>
+            <w:webHidden/>
+          </w:rPr>
+          <w:tab/>
+        </w:r>
+        <w:r>
+          <w:rPr>
+            <w:noProof/>
+            <w:webHidden/>
+          </w:rPr>
+          <w:fldChar w:fldCharType="begin"/>
+        </w:r>
+        <w:r>
+          <w:rPr>
+            <w:noProof/>
+            <w:webHidden/>
+          </w:rPr>
+          <w:instrText xml:space="preserve"> PAGEREF _Toc230120418 \h </w:instrText>
+        </w:r>
+        <w:r>
+          <w:rPr>
+            <w:noProof/>
+            <w:webHidden/>
+          </w:rPr>
+        </w:r>
+        <w:r>
+          <w:rPr>
+            <w:noProof/>
+            <w:webHidden/>
+          </w:rPr>
+          <w:fldChar w:fldCharType="separate"/>
+        </w:r>
+        <w:r>
+          <w:rPr>
+            <w:noProof/>
+            <w:webHidden/>
+          </w:rPr>
+          <w:t>7</w:t>
+        </w:r>
+        <w:r>
+          <w:rPr>
+            <w:noProof/>
+            <w:webHidden/>
+          </w:rPr>
+          <w:fldChar w:fldCharType="end"/>
+        </w:r>
+      </w:hyperlink>
+    </w:p>
+    <w:p>
+      <w:pPr>
+        <w:pStyle w:val="TOC3"/>
+        <w:tabs>
+          <w:tab w:val="left" w:pos="1440"/>
+          <w:tab w:val="right" w:leader="dot" w:pos="9016"/>
+        </w:tabs>
+        <w:rPr>
+          <w:rFonts w:asciiTheme="minorHAnsi" w:hAnsiTheme="minorHAnsi"/>
+          <w:noProof/>
+          <w:sz w:val="24"/>
+          <w:lang w:val="en-US"/>
+        </w:rPr>
+      </w:pPr>
+      <w:hyperlink w:anchor="_Toc230120419" w:history="1">
+        <w:r>
+          <w:rPr>
+            <w:rStyle w:val="Hyperlink"/>
+            <w:noProof/>
+          </w:rPr>
+          <w:t>2.2.1.</w:t>
+        </w:r>
+        <w:r>
+          <w:rPr>
+            <w:rFonts w:asciiTheme="minorHAnsi" w:hAnsiTheme="minorHAnsi"/>
+            <w:noProof/>
+            <w:sz w:val="24"/>
+            <w:lang w:val="en-US"/>
+          </w:rPr>
+          <w:tab/>
+        </w:r>
+        <w:r>
+          <w:rPr>
+            <w:rStyle w:val="Hyperlink"/>
+            <w:noProof/>
+          </w:rPr>
+          <w:t>Định nghĩa về testing</w:t>
+        </w:r>
+        <w:r>
+          <w:rPr>
+            <w:noProof/>
+            <w:webHidden/>
+          </w:rPr>
+          <w:tab/>
+        </w:r>
+        <w:r>
+          <w:rPr>
+            <w:noProof/>
+            <w:webHidden/>
+          </w:rPr>
+          <w:fldChar w:fldCharType="begin"/>
+        </w:r>
+        <w:r>
+          <w:rPr>
+            <w:noProof/>
+            <w:webHidden/>
+          </w:rPr>
+          <w:instrText xml:space="preserve"> PAGEREF _Toc230120419 \h </w:instrText>
+        </w:r>
+        <w:r>
+          <w:rPr>
+            <w:noProof/>
+            <w:webHidden/>
+          </w:rPr>
+        </w:r>
+        <w:r>
+          <w:rPr>
+            <w:noProof/>
+            <w:webHidden/>
+          </w:rPr>
+          <w:fldChar w:fldCharType="separate"/>
+        </w:r>
+        <w:r>
+          <w:rPr>
+            <w:noProof/>
+            <w:webHidden/>
+          </w:rPr>
+          <w:t>7</w:t>
+        </w:r>
+        <w:r>
+          <w:rPr>
+            <w:noProof/>
+            <w:webHidden/>
+          </w:rPr>
+          <w:fldChar w:fldCharType="end"/>
+        </w:r>
+      </w:hyperlink>
+    </w:p>
+    <w:p>
+      <w:pPr>
+        <w:pStyle w:val="TOC3"/>
+        <w:tabs>
+          <w:tab w:val="left" w:pos="1440"/>
+          <w:tab w:val="right" w:leader="dot" w:pos="9016"/>
+        </w:tabs>
+        <w:rPr>
+          <w:rFonts w:asciiTheme="minorHAnsi" w:hAnsiTheme="minorHAnsi"/>
+          <w:noProof/>
+          <w:sz w:val="24"/>
+          <w:lang w:val="en-US"/>
+        </w:rPr>
+      </w:pPr>
+      <w:hyperlink w:anchor="_Toc230120420" w:history="1">
+        <w:r>
+          <w:rPr>
+            <w:rStyle w:val="Hyperlink"/>
+            <w:noProof/>
+          </w:rPr>
+          <w:t>2.2.2.</w:t>
+        </w:r>
+        <w:r>
+          <w:rPr>
+            <w:rFonts w:asciiTheme="minorHAnsi" w:hAnsiTheme="minorHAnsi"/>
+            <w:noProof/>
+            <w:sz w:val="24"/>
+            <w:lang w:val="en-US"/>
+          </w:rPr>
+          <w:tab/>
+        </w:r>
+        <w:r>
+          <w:rPr>
+            <w:rStyle w:val="Hyperlink"/>
+            <w:noProof/>
+          </w:rPr>
+          <w:t>Phân biệt testing và debugging</w:t>
+        </w:r>
+        <w:r>
+          <w:rPr>
+            <w:noProof/>
+            <w:webHidden/>
+          </w:rPr>
+          <w:tab/>
+        </w:r>
+        <w:r>
+          <w:rPr>
+            <w:noProof/>
+            <w:webHidden/>
+          </w:rPr>
+          <w:fldChar w:fldCharType="begin"/>
+        </w:r>
+        <w:r>
+          <w:rPr>
+            <w:noProof/>
+            <w:webHidden/>
+          </w:rPr>
+          <w:instrText xml:space="preserve"> PAGEREF _Toc230120420 \h </w:instrText>
+        </w:r>
+        <w:r>
+          <w:rPr>
+            <w:noProof/>
+            <w:webHidden/>
+          </w:rPr>
+        </w:r>
+        <w:r>
+          <w:rPr>
+            <w:noProof/>
+            <w:webHidden/>
+          </w:rPr>
+          <w:fldChar w:fldCharType="separate"/>
+        </w:r>
+        <w:r>
+          <w:rPr>
+            <w:noProof/>
+            <w:webHidden/>
+          </w:rPr>
+          <w:t>8</w:t>
+        </w:r>
+        <w:r>
+          <w:rPr>
+            <w:noProof/>
+            <w:webHidden/>
+          </w:rPr>
+          <w:fldChar w:fldCharType="end"/>
+        </w:r>
+      </w:hyperlink>
+    </w:p>
+    <w:p>
+      <w:pPr>
+        <w:pStyle w:val="TOC3"/>
+        <w:tabs>
+          <w:tab w:val="left" w:pos="1440"/>
+          <w:tab w:val="right" w:leader="dot" w:pos="9016"/>
+        </w:tabs>
+        <w:rPr>
+          <w:rFonts w:asciiTheme="minorHAnsi" w:hAnsiTheme="minorHAnsi"/>
+          <w:noProof/>
+          <w:sz w:val="24"/>
+          <w:lang w:val="en-US"/>
+        </w:rPr>
+      </w:pPr>
+      <w:hyperlink w:anchor="_Toc230120421" w:history="1">
+        <w:r>
+          <w:rPr>
+            <w:rStyle w:val="Hyperlink"/>
+            <w:noProof/>
+          </w:rPr>
+          <w:t>2.2.3.</w:t>
+        </w:r>
+        <w:r>
+          <w:rPr>
+            <w:rFonts w:asciiTheme="minorHAnsi" w:hAnsiTheme="minorHAnsi"/>
+            <w:noProof/>
+            <w:sz w:val="24"/>
+            <w:lang w:val="en-US"/>
+          </w:rPr>
+          <w:tab/>
+        </w:r>
+        <w:r>
+          <w:rPr>
+            <w:rStyle w:val="Hyperlink"/>
+            <w:noProof/>
+          </w:rPr>
+          <w:t>Phân biệt Verfication và validation</w:t>
+        </w:r>
+        <w:r>
+          <w:rPr>
+            <w:noProof/>
+            <w:webHidden/>
+          </w:rPr>
+          <w:tab/>
+        </w:r>
+        <w:r>
+          <w:rPr>
+            <w:noProof/>
+            <w:webHidden/>
+          </w:rPr>
+          <w:fldChar w:fldCharType="begin"/>
+        </w:r>
+        <w:r>
+          <w:rPr>
+            <w:noProof/>
+            <w:webHidden/>
+          </w:rPr>
+          <w:instrText xml:space="preserve"> PAGEREF _Toc230120421 \h </w:instrText>
+        </w:r>
+        <w:r>
+          <w:rPr>
+            <w:noProof/>
+            <w:webHidden/>
+          </w:rPr>
+        </w:r>
+        <w:r>
+          <w:rPr>
+            <w:noProof/>
+            <w:webHidden/>
+          </w:rPr>
+          <w:fldChar w:fldCharType="separate"/>
+        </w:r>
+        <w:r>
+          <w:rPr>
+            <w:noProof/>
+            <w:webHidden/>
+          </w:rPr>
+          <w:t>8</w:t>
+        </w:r>
+        <w:r>
+          <w:rPr>
+            <w:noProof/>
+            <w:webHidden/>
+          </w:rPr>
+          <w:fldChar w:fldCharType="end"/>
+        </w:r>
+      </w:hyperlink>
+    </w:p>
+    <w:p>
+      <w:pPr>
+        <w:pStyle w:val="TOC2"/>
+        <w:tabs>
+          <w:tab w:val="left" w:pos="960"/>
+          <w:tab w:val="right" w:leader="dot" w:pos="9016"/>
+        </w:tabs>
+        <w:rPr>
+          <w:rFonts w:asciiTheme="minorHAnsi" w:hAnsiTheme="minorHAnsi"/>
+          <w:noProof/>
+          <w:sz w:val="24"/>
+          <w:lang w:val="en-US"/>
+        </w:rPr>
+      </w:pPr>
+      <w:hyperlink w:anchor="_Toc230120422" w:history="1">
+        <w:r>
+          <w:rPr>
+            <w:rStyle w:val="Hyperlink"/>
+            <w:noProof/>
+          </w:rPr>
+          <w:t>2.3.</w:t>
+        </w:r>
+        <w:r>
+          <w:rPr>
+            <w:rFonts w:asciiTheme="minorHAnsi" w:hAnsiTheme="minorHAnsi"/>
+            <w:noProof/>
+            <w:sz w:val="24"/>
+            <w:lang w:val="en-US"/>
+          </w:rPr>
+          <w:tab/>
+        </w:r>
+        <w:r>
+          <w:rPr>
+            <w:rStyle w:val="Hyperlink"/>
+            <w:noProof/>
+          </w:rPr>
+          <w:t>Nhận xét kết quả trả lời của AI</w:t>
+        </w:r>
+        <w:r>
+          <w:rPr>
+            <w:noProof/>
+            <w:webHidden/>
+          </w:rPr>
+          <w:tab/>
+        </w:r>
+        <w:r>
+          <w:rPr>
+            <w:noProof/>
+            <w:webHidden/>
+          </w:rPr>
+          <w:fldChar w:fldCharType="begin"/>
+        </w:r>
+        <w:r>
+          <w:rPr>
+            <w:noProof/>
+            <w:webHidden/>
+          </w:rPr>
+          <w:instrText xml:space="preserve"> PAGEREF _Toc230120422 \h </w:instrText>
+        </w:r>
+        <w:r>
+          <w:rPr>
+            <w:noProof/>
+            <w:webHidden/>
+          </w:rPr>
+        </w:r>
+        <w:r>
+          <w:rPr>
+            <w:noProof/>
+            <w:webHidden/>
+          </w:rPr>
+          <w:fldChar w:fldCharType="separate"/>
+        </w:r>
+        <w:r>
+          <w:rPr>
+            <w:noProof/>
+            <w:webHidden/>
+          </w:rPr>
+          <w:t>9</w:t>
+        </w:r>
+        <w:r>
+          <w:rPr>
+            <w:noProof/>
+            <w:webHidden/>
+          </w:rPr>
+          <w:fldChar w:fldCharType="end"/>
+        </w:r>
+      </w:hyperlink>
+    </w:p>
+    <w:p>
+      <w:pPr>
+        <w:pStyle w:val="TOC1"/>
+        <w:rPr>
+          <w:rFonts w:asciiTheme="minorHAnsi" w:hAnsiTheme="minorHAnsi"/>
+          <w:noProof/>
+          <w:sz w:val="24"/>
+          <w:lang w:val="en-US"/>
+        </w:rPr>
+      </w:pPr>
+      <w:hyperlink w:anchor="_Toc230120423" w:history="1">
+        <w:r>
+          <w:rPr>
+            <w:rStyle w:val="Hyperlink"/>
+            <w:noProof/>
+          </w:rPr>
+          <w:t>3.</w:t>
+        </w:r>
+        <w:r>
+          <w:rPr>
+            <w:rFonts w:asciiTheme="minorHAnsi" w:hAnsiTheme="minorHAnsi"/>
+            <w:noProof/>
+            <w:sz w:val="24"/>
+            <w:lang w:val="en-US"/>
+          </w:rPr>
+          <w:tab/>
+        </w:r>
+        <w:r>
+          <w:rPr>
+            <w:rStyle w:val="Hyperlink"/>
+            <w:noProof/>
+          </w:rPr>
+          <w:t>Nhiệm vụ 3: 7 principles of software testing</w:t>
+        </w:r>
+        <w:r>
+          <w:rPr>
+            <w:noProof/>
+            <w:webHidden/>
+          </w:rPr>
+          <w:tab/>
+        </w:r>
+        <w:r>
+          <w:rPr>
+            <w:noProof/>
+            <w:webHidden/>
+          </w:rPr>
+          <w:fldChar w:fldCharType="begin"/>
+        </w:r>
+        <w:r>
+          <w:rPr>
+            <w:noProof/>
+            <w:webHidden/>
+          </w:rPr>
+          <w:instrText xml:space="preserve"> PAGEREF _Toc230120423 \h </w:instrText>
+        </w:r>
+        <w:r>
+          <w:rPr>
+            <w:noProof/>
+            <w:webHidden/>
+          </w:rPr>
+        </w:r>
+        <w:r>
+          <w:rPr>
+            <w:noProof/>
+            <w:webHidden/>
+          </w:rPr>
+          <w:fldChar w:fldCharType="separate"/>
+        </w:r>
+        <w:r>
+          <w:rPr>
+            <w:noProof/>
+            <w:webHidden/>
+          </w:rPr>
+          <w:t>10</w:t>
+        </w:r>
+        <w:r>
+          <w:rPr>
+            <w:noProof/>
+            <w:webHidden/>
+          </w:rPr>
+          <w:fldChar w:fldCharType="end"/>
+        </w:r>
+      </w:hyperlink>
+    </w:p>
+    <w:p>
+      <w:pPr>
+        <w:pStyle w:val="TOC2"/>
+        <w:tabs>
+          <w:tab w:val="left" w:pos="960"/>
+          <w:tab w:val="right" w:leader="dot" w:pos="9016"/>
+        </w:tabs>
+        <w:rPr>
+          <w:rFonts w:asciiTheme="minorHAnsi" w:hAnsiTheme="minorHAnsi"/>
+          <w:noProof/>
+          <w:sz w:val="24"/>
+          <w:lang w:val="en-US"/>
+        </w:rPr>
+      </w:pPr>
+      <w:hyperlink w:anchor="_Toc230120424" w:history="1">
+        <w:r>
+          <w:rPr>
+            <w:rStyle w:val="Hyperlink"/>
+            <w:noProof/>
+            <w:lang w:val="en-US"/>
+          </w:rPr>
+          <w:t>3.1.</w:t>
+        </w:r>
+        <w:r>
+          <w:rPr>
+            <w:rFonts w:asciiTheme="minorHAnsi" w:hAnsiTheme="minorHAnsi"/>
+            <w:noProof/>
+            <w:sz w:val="24"/>
+            <w:lang w:val="en-US"/>
+          </w:rPr>
+          <w:tab/>
+        </w:r>
+        <w:r>
+          <w:rPr>
+            <w:rStyle w:val="Hyperlink"/>
+            <w:noProof/>
+          </w:rPr>
+          <w:t>Prompt:</w:t>
+        </w:r>
+        <w:r>
+          <w:rPr>
+            <w:noProof/>
+            <w:webHidden/>
+          </w:rPr>
+          <w:tab/>
+        </w:r>
+        <w:r>
+          <w:rPr>
+            <w:noProof/>
+            <w:webHidden/>
+          </w:rPr>
+          <w:fldChar w:fldCharType="begin"/>
+        </w:r>
+        <w:r>
+          <w:rPr>
+            <w:noProof/>
+            <w:webHidden/>
+          </w:rPr>
+          <w:instrText xml:space="preserve"> PAGEREF _Toc230120424 \h </w:instrText>
+        </w:r>
+        <w:r>
+          <w:rPr>
+            <w:noProof/>
+            <w:webHidden/>
+          </w:rPr>
+        </w:r>
+        <w:r>
+          <w:rPr>
+            <w:noProof/>
+            <w:webHidden/>
+          </w:rPr>
+          <w:fldChar w:fldCharType="separate"/>
+        </w:r>
+        <w:r>
+          <w:rPr>
+            <w:noProof/>
+            <w:webHidden/>
+          </w:rPr>
+          <w:t>10</w:t>
+        </w:r>
+        <w:r>
+          <w:rPr>
+            <w:noProof/>
+            <w:webHidden/>
+          </w:rPr>
+          <w:fldChar w:fldCharType="end"/>
+        </w:r>
+      </w:hyperlink>
+    </w:p>
+    <w:p>
+      <w:pPr>
+        <w:pStyle w:val="TOC3"/>
+        <w:tabs>
+          <w:tab w:val="left" w:pos="1440"/>
+          <w:tab w:val="right" w:leader="dot" w:pos="9016"/>
+        </w:tabs>
+        <w:rPr>
+          <w:rFonts w:asciiTheme="minorHAnsi" w:hAnsiTheme="minorHAnsi"/>
+          <w:noProof/>
+          <w:sz w:val="24"/>
+          <w:lang w:val="en-US"/>
+        </w:rPr>
+      </w:pPr>
+      <w:hyperlink w:anchor="_Toc230120425" w:history="1">
+        <w:r>
+          <w:rPr>
+            <w:rStyle w:val="Hyperlink"/>
+            <w:noProof/>
+            <w:lang w:val="en-US"/>
+          </w:rPr>
+          <w:t>3.1.1.</w:t>
+        </w:r>
+        <w:r>
+          <w:rPr>
+            <w:rFonts w:asciiTheme="minorHAnsi" w:hAnsiTheme="minorHAnsi"/>
+            <w:noProof/>
+            <w:sz w:val="24"/>
+            <w:lang w:val="en-US"/>
+          </w:rPr>
+          <w:tab/>
+        </w:r>
+        <w:r>
+          <w:rPr>
+            <w:rStyle w:val="Hyperlink"/>
+            <w:noProof/>
+          </w:rPr>
+          <w:t>Prompt 1</w:t>
+        </w:r>
+        <w:r>
+          <w:rPr>
+            <w:noProof/>
+            <w:webHidden/>
+          </w:rPr>
+          <w:tab/>
+        </w:r>
+        <w:r>
+          <w:rPr>
+            <w:noProof/>
+            <w:webHidden/>
+          </w:rPr>
+          <w:fldChar w:fldCharType="begin"/>
+        </w:r>
+        <w:r>
+          <w:rPr>
+            <w:noProof/>
+            <w:webHidden/>
+          </w:rPr>
+          <w:instrText xml:space="preserve"> PAGEREF _Toc230120425 \h </w:instrText>
+        </w:r>
+        <w:r>
+          <w:rPr>
+            <w:noProof/>
+            <w:webHidden/>
+          </w:rPr>
+        </w:r>
+        <w:r>
+          <w:rPr>
+            <w:noProof/>
+            <w:webHidden/>
+          </w:rPr>
+          <w:fldChar w:fldCharType="separate"/>
+        </w:r>
+        <w:r>
+          <w:rPr>
+            <w:noProof/>
+            <w:webHidden/>
+          </w:rPr>
+          <w:t>10</w:t>
+        </w:r>
+        <w:r>
+          <w:rPr>
+            <w:noProof/>
+            <w:webHidden/>
+          </w:rPr>
+          <w:fldChar w:fldCharType="end"/>
+        </w:r>
+      </w:hyperlink>
+    </w:p>
+    <w:p>
+      <w:pPr>
+        <w:pStyle w:val="TOC3"/>
+        <w:tabs>
+          <w:tab w:val="left" w:pos="1440"/>
+          <w:tab w:val="right" w:leader="dot" w:pos="9016"/>
+        </w:tabs>
+        <w:rPr>
+          <w:rFonts w:asciiTheme="minorHAnsi" w:hAnsiTheme="minorHAnsi"/>
+          <w:noProof/>
+          <w:sz w:val="24"/>
+          <w:lang w:val="en-US"/>
+        </w:rPr>
+      </w:pPr>
+      <w:hyperlink w:anchor="_Toc230120426" w:history="1">
+        <w:r>
+          <w:rPr>
+            <w:rStyle w:val="Hyperlink"/>
+            <w:noProof/>
+          </w:rPr>
+          <w:t>3.1.2.</w:t>
+        </w:r>
+        <w:r>
+          <w:rPr>
+            <w:rFonts w:asciiTheme="minorHAnsi" w:hAnsiTheme="minorHAnsi"/>
+            <w:noProof/>
+            <w:sz w:val="24"/>
+            <w:lang w:val="en-US"/>
+          </w:rPr>
+          <w:tab/>
+        </w:r>
+        <w:r>
+          <w:rPr>
+            <w:rStyle w:val="Hyperlink"/>
+            <w:noProof/>
+          </w:rPr>
+          <w:t>Prompt 2</w:t>
+        </w:r>
+        <w:r>
+          <w:rPr>
+            <w:noProof/>
+            <w:webHidden/>
+          </w:rPr>
+          <w:tab/>
+        </w:r>
+        <w:r>
+          <w:rPr>
+            <w:noProof/>
+            <w:webHidden/>
+          </w:rPr>
+          <w:fldChar w:fldCharType="begin"/>
+        </w:r>
+        <w:r>
+          <w:rPr>
+            <w:noProof/>
+            <w:webHidden/>
+          </w:rPr>
+          <w:instrText xml:space="preserve"> PAGEREF _Toc230120426 \h </w:instrText>
+        </w:r>
+        <w:r>
+          <w:rPr>
+            <w:noProof/>
+            <w:webHidden/>
+          </w:rPr>
+        </w:r>
+        <w:r>
+          <w:rPr>
+            <w:noProof/>
+            <w:webHidden/>
+          </w:rPr>
+          <w:fldChar w:fldCharType="separate"/>
+        </w:r>
+        <w:r>
+          <w:rPr>
+            <w:noProof/>
+            <w:webHidden/>
+          </w:rPr>
+          <w:t>10</w:t>
+        </w:r>
+        <w:r>
+          <w:rPr>
+            <w:noProof/>
+            <w:webHidden/>
+          </w:rPr>
+          <w:fldChar w:fldCharType="end"/>
+        </w:r>
+      </w:hyperlink>
+    </w:p>
+    <w:p>
+      <w:pPr>
+        <w:pStyle w:val="TOC3"/>
+        <w:tabs>
+          <w:tab w:val="left" w:pos="1440"/>
+          <w:tab w:val="right" w:leader="dot" w:pos="9016"/>
+        </w:tabs>
+        <w:rPr>
+          <w:rFonts w:asciiTheme="minorHAnsi" w:hAnsiTheme="minorHAnsi"/>
+          <w:noProof/>
+          <w:sz w:val="24"/>
+          <w:lang w:val="en-US"/>
+        </w:rPr>
+      </w:pPr>
+      <w:hyperlink w:anchor="_Toc230120427" w:history="1">
+        <w:r>
+          <w:rPr>
+            <w:rStyle w:val="Hyperlink"/>
+            <w:noProof/>
+          </w:rPr>
+          <w:t>3.1.3.</w:t>
+        </w:r>
+        <w:r>
+          <w:rPr>
+            <w:rFonts w:asciiTheme="minorHAnsi" w:hAnsiTheme="minorHAnsi"/>
+            <w:noProof/>
+            <w:sz w:val="24"/>
+            <w:lang w:val="en-US"/>
+          </w:rPr>
+          <w:tab/>
+        </w:r>
+        <w:r>
+          <w:rPr>
+            <w:rStyle w:val="Hyperlink"/>
+            <w:noProof/>
+          </w:rPr>
+          <w:t>Prompt 3</w:t>
+        </w:r>
+        <w:r>
+          <w:rPr>
+            <w:noProof/>
+            <w:webHidden/>
+          </w:rPr>
+          <w:tab/>
+        </w:r>
+        <w:r>
+          <w:rPr>
+            <w:noProof/>
+            <w:webHidden/>
+          </w:rPr>
+          <w:fldChar w:fldCharType="begin"/>
+        </w:r>
+        <w:r>
+          <w:rPr>
+            <w:noProof/>
+            <w:webHidden/>
+          </w:rPr>
+          <w:instrText xml:space="preserve"> PAGEREF _Toc230120427 \h </w:instrText>
+        </w:r>
+        <w:r>
+          <w:rPr>
+            <w:noProof/>
+            <w:webHidden/>
+          </w:rPr>
+        </w:r>
+        <w:r>
+          <w:rPr>
+            <w:noProof/>
+            <w:webHidden/>
+          </w:rPr>
+          <w:fldChar w:fldCharType="separate"/>
+        </w:r>
+        <w:r>
+          <w:rPr>
+            <w:noProof/>
+            <w:webHidden/>
+          </w:rPr>
+          <w:t>10</w:t>
+        </w:r>
+        <w:r>
+          <w:rPr>
+            <w:noProof/>
+            <w:webHidden/>
+          </w:rPr>
+          <w:fldChar w:fldCharType="end"/>
+        </w:r>
+      </w:hyperlink>
+    </w:p>
+    <w:p>
+      <w:pPr>
+        <w:pStyle w:val="TOC2"/>
+        <w:tabs>
+          <w:tab w:val="left" w:pos="960"/>
+          <w:tab w:val="right" w:leader="dot" w:pos="9016"/>
+        </w:tabs>
+        <w:rPr>
+          <w:rFonts w:asciiTheme="minorHAnsi" w:hAnsiTheme="minorHAnsi"/>
+          <w:noProof/>
+          <w:sz w:val="24"/>
+          <w:lang w:val="en-US"/>
+        </w:rPr>
+      </w:pPr>
+      <w:hyperlink w:anchor="_Toc230120428" w:history="1">
+        <w:r>
+          <w:rPr>
+            <w:rStyle w:val="Hyperlink"/>
+            <w:noProof/>
+          </w:rPr>
+          <w:t>3.2.</w:t>
+        </w:r>
+        <w:r>
+          <w:rPr>
+            <w:rFonts w:asciiTheme="minorHAnsi" w:hAnsiTheme="minorHAnsi"/>
+            <w:noProof/>
+            <w:sz w:val="24"/>
+            <w:lang w:val="en-US"/>
+          </w:rPr>
+          <w:tab/>
+        </w:r>
+        <w:r>
+          <w:rPr>
+            <w:rStyle w:val="Hyperlink"/>
+            <w:noProof/>
+          </w:rPr>
+          <w:t>Câu trả lời của AI:</w:t>
+        </w:r>
+        <w:r>
+          <w:rPr>
+            <w:noProof/>
+            <w:webHidden/>
+          </w:rPr>
+          <w:tab/>
+        </w:r>
+        <w:r>
+          <w:rPr>
+            <w:noProof/>
+            <w:webHidden/>
+          </w:rPr>
+          <w:fldChar w:fldCharType="begin"/>
+        </w:r>
+        <w:r>
+          <w:rPr>
+            <w:noProof/>
+            <w:webHidden/>
+          </w:rPr>
+          <w:instrText xml:space="preserve"> PAGEREF _Toc230120428 \h </w:instrText>
+        </w:r>
+        <w:r>
+          <w:rPr>
+            <w:noProof/>
+            <w:webHidden/>
+          </w:rPr>
+        </w:r>
+        <w:r>
+          <w:rPr>
+            <w:noProof/>
+            <w:webHidden/>
+          </w:rPr>
+          <w:fldChar w:fldCharType="separate"/>
+        </w:r>
+        <w:r>
+          <w:rPr>
+            <w:noProof/>
+            <w:webHidden/>
+          </w:rPr>
+          <w:t>10</w:t>
+        </w:r>
+        <w:r>
+          <w:rPr>
+            <w:noProof/>
+            <w:webHidden/>
+          </w:rPr>
+          <w:fldChar w:fldCharType="end"/>
+        </w:r>
+      </w:hyperlink>
+    </w:p>
+    <w:p>
+      <w:pPr>
+        <w:pStyle w:val="TOC3"/>
+        <w:tabs>
+          <w:tab w:val="left" w:pos="1440"/>
+          <w:tab w:val="right" w:leader="dot" w:pos="9016"/>
+        </w:tabs>
+        <w:rPr>
+          <w:rFonts w:asciiTheme="minorHAnsi" w:hAnsiTheme="minorHAnsi"/>
+          <w:noProof/>
+          <w:sz w:val="24"/>
+          <w:lang w:val="en-US"/>
+        </w:rPr>
+      </w:pPr>
+      <w:hyperlink w:anchor="_Toc230120429" w:history="1">
+        <w:r>
+          <w:rPr>
+            <w:rStyle w:val="Hyperlink"/>
+            <w:noProof/>
+          </w:rPr>
+          <w:t>3.2.1.</w:t>
+        </w:r>
+        <w:r>
+          <w:rPr>
+            <w:rFonts w:asciiTheme="minorHAnsi" w:hAnsiTheme="minorHAnsi"/>
+            <w:noProof/>
+            <w:sz w:val="24"/>
+            <w:lang w:val="en-US"/>
+          </w:rPr>
+          <w:tab/>
+        </w:r>
+        <w:r>
+          <w:rPr>
+            <w:rStyle w:val="Hyperlink"/>
+            <w:noProof/>
+          </w:rPr>
+          <w:t xml:space="preserve">Nguyên tắc 1: </w:t>
+        </w:r>
+        <w:r>
+          <w:rPr>
+            <w:rStyle w:val="Hyperlink"/>
+            <w:noProof/>
+            <w:lang w:val="en-US"/>
+          </w:rPr>
+          <w:t>Testing shows the presence of defects, not their absence</w:t>
+        </w:r>
+        <w:r>
+          <w:rPr>
+            <w:noProof/>
+            <w:webHidden/>
+          </w:rPr>
+          <w:tab/>
+        </w:r>
+        <w:r>
+          <w:rPr>
+            <w:noProof/>
+            <w:webHidden/>
+          </w:rPr>
+          <w:fldChar w:fldCharType="begin"/>
+        </w:r>
+        <w:r>
+          <w:rPr>
+            <w:noProof/>
+            <w:webHidden/>
+          </w:rPr>
+          <w:instrText xml:space="preserve"> PAGEREF _Toc230120429 \h </w:instrText>
+        </w:r>
+        <w:r>
+          <w:rPr>
+            <w:noProof/>
+            <w:webHidden/>
+          </w:rPr>
+        </w:r>
+        <w:r>
+          <w:rPr>
+            <w:noProof/>
+            <w:webHidden/>
+          </w:rPr>
+          <w:fldChar w:fldCharType="separate"/>
+        </w:r>
+        <w:r>
+          <w:rPr>
+            <w:noProof/>
+            <w:webHidden/>
+          </w:rPr>
+          <w:t>11</w:t>
+        </w:r>
+        <w:r>
+          <w:rPr>
+            <w:noProof/>
+            <w:webHidden/>
+          </w:rPr>
+          <w:fldChar w:fldCharType="end"/>
+        </w:r>
+      </w:hyperlink>
+    </w:p>
+    <w:p>
+      <w:pPr>
+        <w:pStyle w:val="TOC3"/>
+        <w:tabs>
+          <w:tab w:val="left" w:pos="1440"/>
+          <w:tab w:val="right" w:leader="dot" w:pos="9016"/>
+        </w:tabs>
+        <w:rPr>
+          <w:rFonts w:asciiTheme="minorHAnsi" w:hAnsiTheme="minorHAnsi"/>
+          <w:noProof/>
+          <w:sz w:val="24"/>
+          <w:lang w:val="en-US"/>
+        </w:rPr>
+      </w:pPr>
+      <w:hyperlink w:anchor="_Toc230120430" w:history="1">
+        <w:r>
+          <w:rPr>
+            <w:rStyle w:val="Hyperlink"/>
+            <w:noProof/>
+          </w:rPr>
+          <w:t>3.2.2.</w:t>
+        </w:r>
+        <w:r>
+          <w:rPr>
+            <w:rFonts w:asciiTheme="minorHAnsi" w:hAnsiTheme="minorHAnsi"/>
+            <w:noProof/>
+            <w:sz w:val="24"/>
+            <w:lang w:val="en-US"/>
+          </w:rPr>
+          <w:tab/>
+        </w:r>
+        <w:r>
+          <w:rPr>
+            <w:rStyle w:val="Hyperlink"/>
+            <w:noProof/>
+          </w:rPr>
+          <w:t xml:space="preserve">Nguyên tắc 2: </w:t>
+        </w:r>
+        <w:r>
+          <w:rPr>
+            <w:rStyle w:val="Hyperlink"/>
+            <w:noProof/>
+            <w:lang w:val="en-US"/>
+          </w:rPr>
+          <w:t>Exhaustive testing is impossible</w:t>
+        </w:r>
+        <w:r>
+          <w:rPr>
+            <w:noProof/>
+            <w:webHidden/>
+          </w:rPr>
+          <w:tab/>
+        </w:r>
+        <w:r>
+          <w:rPr>
+            <w:noProof/>
+            <w:webHidden/>
+          </w:rPr>
+          <w:fldChar w:fldCharType="begin"/>
+        </w:r>
+        <w:r>
+          <w:rPr>
+            <w:noProof/>
+            <w:webHidden/>
+          </w:rPr>
+          <w:instrText xml:space="preserve"> PAGEREF _Toc230120430 \h </w:instrText>
+        </w:r>
+        <w:r>
+          <w:rPr>
+            <w:noProof/>
+            <w:webHidden/>
+          </w:rPr>
+        </w:r>
+        <w:r>
+          <w:rPr>
+            <w:noProof/>
+            <w:webHidden/>
+          </w:rPr>
+          <w:fldChar w:fldCharType="separate"/>
+        </w:r>
+        <w:r>
+          <w:rPr>
+            <w:noProof/>
+            <w:webHidden/>
+          </w:rPr>
+          <w:t>11</w:t>
+        </w:r>
+        <w:r>
+          <w:rPr>
+            <w:noProof/>
+            <w:webHidden/>
+          </w:rPr>
+          <w:fldChar w:fldCharType="end"/>
+        </w:r>
+      </w:hyperlink>
+    </w:p>
+    <w:p>
+      <w:pPr>
+        <w:pStyle w:val="TOC3"/>
+        <w:tabs>
+          <w:tab w:val="left" w:pos="1440"/>
+          <w:tab w:val="right" w:leader="dot" w:pos="9016"/>
+        </w:tabs>
+        <w:rPr>
+          <w:rFonts w:asciiTheme="minorHAnsi" w:hAnsiTheme="minorHAnsi"/>
+          <w:noProof/>
+          <w:sz w:val="24"/>
+          <w:lang w:val="en-US"/>
+        </w:rPr>
+      </w:pPr>
+      <w:hyperlink w:anchor="_Toc230120431" w:history="1">
+        <w:r>
+          <w:rPr>
+            <w:rStyle w:val="Hyperlink"/>
+            <w:noProof/>
+          </w:rPr>
+          <w:t>3.2.3.</w:t>
+        </w:r>
+        <w:r>
+          <w:rPr>
+            <w:rFonts w:asciiTheme="minorHAnsi" w:hAnsiTheme="minorHAnsi"/>
+            <w:noProof/>
+            <w:sz w:val="24"/>
+            <w:lang w:val="en-US"/>
+          </w:rPr>
+          <w:tab/>
+        </w:r>
+        <w:r>
+          <w:rPr>
+            <w:rStyle w:val="Hyperlink"/>
+            <w:noProof/>
+          </w:rPr>
+          <w:t xml:space="preserve">Nguyên tắc 3: </w:t>
+        </w:r>
+        <w:r>
+          <w:rPr>
+            <w:rStyle w:val="Hyperlink"/>
+            <w:noProof/>
+            <w:lang w:val="en-US"/>
+          </w:rPr>
+          <w:t>Early testing saves time and money</w:t>
+        </w:r>
+        <w:r>
+          <w:rPr>
+            <w:noProof/>
+            <w:webHidden/>
+          </w:rPr>
+          <w:tab/>
+        </w:r>
+        <w:r>
+          <w:rPr>
+            <w:noProof/>
+            <w:webHidden/>
+          </w:rPr>
+          <w:fldChar w:fldCharType="begin"/>
+        </w:r>
+        <w:r>
+          <w:rPr>
+            <w:noProof/>
+            <w:webHidden/>
+          </w:rPr>
+          <w:instrText xml:space="preserve"> PAGEREF _Toc230120431 \h </w:instrText>
+        </w:r>
+        <w:r>
+          <w:rPr>
+            <w:noProof/>
+            <w:webHidden/>
+          </w:rPr>
+        </w:r>
+        <w:r>
+          <w:rPr>
+            <w:noProof/>
+            <w:webHidden/>
+          </w:rPr>
+          <w:fldChar w:fldCharType="separate"/>
+        </w:r>
+        <w:r>
+          <w:rPr>
+            <w:noProof/>
+            <w:webHidden/>
+          </w:rPr>
+          <w:t>11</w:t>
+        </w:r>
+        <w:r>
+          <w:rPr>
+            <w:noProof/>
+            <w:webHidden/>
+          </w:rPr>
+          <w:fldChar w:fldCharType="end"/>
+        </w:r>
+      </w:hyperlink>
+    </w:p>
+    <w:p>
+      <w:pPr>
+        <w:pStyle w:val="TOC3"/>
+        <w:tabs>
+          <w:tab w:val="left" w:pos="1440"/>
+          <w:tab w:val="right" w:leader="dot" w:pos="9016"/>
+        </w:tabs>
+        <w:rPr>
+          <w:rFonts w:asciiTheme="minorHAnsi" w:hAnsiTheme="minorHAnsi"/>
+          <w:noProof/>
+          <w:sz w:val="24"/>
+          <w:lang w:val="en-US"/>
+        </w:rPr>
+      </w:pPr>
+      <w:hyperlink w:anchor="_Toc230120432" w:history="1">
+        <w:r>
+          <w:rPr>
+            <w:rStyle w:val="Hyperlink"/>
+            <w:noProof/>
+          </w:rPr>
+          <w:t>3.2.4.</w:t>
+        </w:r>
+        <w:r>
+          <w:rPr>
+            <w:rFonts w:asciiTheme="minorHAnsi" w:hAnsiTheme="minorHAnsi"/>
+            <w:noProof/>
+            <w:sz w:val="24"/>
+            <w:lang w:val="en-US"/>
+          </w:rPr>
+          <w:tab/>
+        </w:r>
+        <w:r>
+          <w:rPr>
+            <w:rStyle w:val="Hyperlink"/>
+            <w:noProof/>
+          </w:rPr>
+          <w:t>Nguyên tắc 4: Defects cluster together</w:t>
+        </w:r>
+        <w:r>
+          <w:rPr>
+            <w:noProof/>
+            <w:webHidden/>
+          </w:rPr>
+          <w:tab/>
+        </w:r>
+        <w:r>
+          <w:rPr>
+            <w:noProof/>
+            <w:webHidden/>
+          </w:rPr>
+          <w:fldChar w:fldCharType="begin"/>
+        </w:r>
+        <w:r>
+          <w:rPr>
+            <w:noProof/>
+            <w:webHidden/>
+          </w:rPr>
+          <w:instrText xml:space="preserve"> PAGEREF _Toc230120432 \h </w:instrText>
+        </w:r>
+        <w:r>
+          <w:rPr>
+            <w:noProof/>
+            <w:webHidden/>
+          </w:rPr>
+        </w:r>
+        <w:r>
+          <w:rPr>
+            <w:noProof/>
+            <w:webHidden/>
+          </w:rPr>
+          <w:fldChar w:fldCharType="separate"/>
+        </w:r>
+        <w:r>
+          <w:rPr>
+            <w:noProof/>
+            <w:webHidden/>
+          </w:rPr>
+          <w:t>11</w:t>
+        </w:r>
+        <w:r>
+          <w:rPr>
+            <w:noProof/>
+            <w:webHidden/>
+          </w:rPr>
+          <w:fldChar w:fldCharType="end"/>
+        </w:r>
+      </w:hyperlink>
+    </w:p>
+    <w:p>
+      <w:pPr>
+        <w:pStyle w:val="TOC3"/>
+        <w:tabs>
+          <w:tab w:val="left" w:pos="1440"/>
+          <w:tab w:val="right" w:leader="dot" w:pos="9016"/>
+        </w:tabs>
+        <w:rPr>
+          <w:rFonts w:asciiTheme="minorHAnsi" w:hAnsiTheme="minorHAnsi"/>
+          <w:noProof/>
+          <w:sz w:val="24"/>
+          <w:lang w:val="en-US"/>
+        </w:rPr>
+      </w:pPr>
+      <w:hyperlink w:anchor="_Toc230120433" w:history="1">
+        <w:r>
+          <w:rPr>
+            <w:rStyle w:val="Hyperlink"/>
+            <w:noProof/>
+          </w:rPr>
+          <w:t>3.2.5.</w:t>
+        </w:r>
+        <w:r>
+          <w:rPr>
+            <w:rFonts w:asciiTheme="minorHAnsi" w:hAnsiTheme="minorHAnsi"/>
+            <w:noProof/>
+            <w:sz w:val="24"/>
+            <w:lang w:val="en-US"/>
+          </w:rPr>
+          <w:tab/>
+        </w:r>
+        <w:r>
+          <w:rPr>
+            <w:rStyle w:val="Hyperlink"/>
+            <w:noProof/>
+          </w:rPr>
+          <w:t xml:space="preserve">Nguyên tắc 5: </w:t>
+        </w:r>
+        <w:r>
+          <w:rPr>
+            <w:rStyle w:val="Hyperlink"/>
+            <w:noProof/>
+            <w:lang w:val="en-US"/>
+          </w:rPr>
+          <w:t>Beware of the pesticide paradox</w:t>
+        </w:r>
+        <w:r>
+          <w:rPr>
+            <w:noProof/>
+            <w:webHidden/>
+          </w:rPr>
+          <w:tab/>
+        </w:r>
+        <w:r>
+          <w:rPr>
+            <w:noProof/>
+            <w:webHidden/>
+          </w:rPr>
+          <w:fldChar w:fldCharType="begin"/>
+        </w:r>
+        <w:r>
+          <w:rPr>
+            <w:noProof/>
+            <w:webHidden/>
+          </w:rPr>
+          <w:instrText xml:space="preserve"> PAGEREF _Toc230120433 \h </w:instrText>
+        </w:r>
+        <w:r>
+          <w:rPr>
+            <w:noProof/>
+            <w:webHidden/>
+          </w:rPr>
+        </w:r>
+        <w:r>
+          <w:rPr>
+            <w:noProof/>
+            <w:webHidden/>
+          </w:rPr>
+          <w:fldChar w:fldCharType="separate"/>
+        </w:r>
+        <w:r>
+          <w:rPr>
+            <w:noProof/>
+            <w:webHidden/>
+          </w:rPr>
+          <w:t>11</w:t>
+        </w:r>
+        <w:r>
+          <w:rPr>
+            <w:noProof/>
+            <w:webHidden/>
+          </w:rPr>
+          <w:fldChar w:fldCharType="end"/>
+        </w:r>
+      </w:hyperlink>
+    </w:p>
+    <w:p>
+      <w:pPr>
+        <w:pStyle w:val="TOC3"/>
+        <w:tabs>
+          <w:tab w:val="left" w:pos="1440"/>
+          <w:tab w:val="right" w:leader="dot" w:pos="9016"/>
+        </w:tabs>
+        <w:rPr>
+          <w:rFonts w:asciiTheme="minorHAnsi" w:hAnsiTheme="minorHAnsi"/>
+          <w:noProof/>
+          <w:sz w:val="24"/>
+          <w:lang w:val="en-US"/>
+        </w:rPr>
+      </w:pPr>
+      <w:hyperlink w:anchor="_Toc230120434" w:history="1">
+        <w:r>
+          <w:rPr>
+            <w:rStyle w:val="Hyperlink"/>
+            <w:noProof/>
+          </w:rPr>
+          <w:t>3.2.6.</w:t>
+        </w:r>
+        <w:r>
+          <w:rPr>
+            <w:rFonts w:asciiTheme="minorHAnsi" w:hAnsiTheme="minorHAnsi"/>
+            <w:noProof/>
+            <w:sz w:val="24"/>
+            <w:lang w:val="en-US"/>
+          </w:rPr>
+          <w:tab/>
+        </w:r>
+        <w:r>
+          <w:rPr>
+            <w:rStyle w:val="Hyperlink"/>
+            <w:noProof/>
+          </w:rPr>
+          <w:t xml:space="preserve">Nguyên tắc 6: </w:t>
+        </w:r>
+        <w:r>
+          <w:rPr>
+            <w:rStyle w:val="Hyperlink"/>
+            <w:noProof/>
+            <w:lang w:val="en-US"/>
+          </w:rPr>
+          <w:t>Testing is context dependent</w:t>
+        </w:r>
+        <w:r>
+          <w:rPr>
+            <w:noProof/>
+            <w:webHidden/>
+          </w:rPr>
+          <w:tab/>
+        </w:r>
+        <w:r>
+          <w:rPr>
+            <w:noProof/>
+            <w:webHidden/>
+          </w:rPr>
+          <w:fldChar w:fldCharType="begin"/>
+        </w:r>
+        <w:r>
+          <w:rPr>
+            <w:noProof/>
+            <w:webHidden/>
+          </w:rPr>
+          <w:instrText xml:space="preserve"> PAGEREF _Toc230120434 \h </w:instrText>
+        </w:r>
+        <w:r>
+          <w:rPr>
+            <w:noProof/>
+            <w:webHidden/>
+          </w:rPr>
+        </w:r>
+        <w:r>
+          <w:rPr>
+            <w:noProof/>
+            <w:webHidden/>
+          </w:rPr>
+          <w:fldChar w:fldCharType="separate"/>
+        </w:r>
+        <w:r>
+          <w:rPr>
+            <w:noProof/>
+            <w:webHidden/>
+          </w:rPr>
+          <w:t>12</w:t>
+        </w:r>
+        <w:r>
+          <w:rPr>
+            <w:noProof/>
+            <w:webHidden/>
+          </w:rPr>
+          <w:fldChar w:fldCharType="end"/>
+        </w:r>
+      </w:hyperlink>
+    </w:p>
+    <w:p>
+      <w:pPr>
+        <w:pStyle w:val="TOC3"/>
+        <w:tabs>
+          <w:tab w:val="left" w:pos="1440"/>
+          <w:tab w:val="right" w:leader="dot" w:pos="9016"/>
+        </w:tabs>
+        <w:rPr>
+          <w:rFonts w:asciiTheme="minorHAnsi" w:hAnsiTheme="minorHAnsi"/>
+          <w:noProof/>
+          <w:sz w:val="24"/>
+          <w:lang w:val="en-US"/>
+        </w:rPr>
+      </w:pPr>
+      <w:hyperlink w:anchor="_Toc230120435" w:history="1">
+        <w:r>
+          <w:rPr>
+            <w:rStyle w:val="Hyperlink"/>
+            <w:noProof/>
+          </w:rPr>
+          <w:t>3.2.7.</w:t>
+        </w:r>
+        <w:r>
+          <w:rPr>
+            <w:rFonts w:asciiTheme="minorHAnsi" w:hAnsiTheme="minorHAnsi"/>
+            <w:noProof/>
+            <w:sz w:val="24"/>
+            <w:lang w:val="en-US"/>
+          </w:rPr>
+          <w:tab/>
+        </w:r>
+        <w:r>
+          <w:rPr>
+            <w:rStyle w:val="Hyperlink"/>
+            <w:noProof/>
+          </w:rPr>
+          <w:t xml:space="preserve">Nguyên tắc 7: </w:t>
+        </w:r>
+        <w:r>
+          <w:rPr>
+            <w:rStyle w:val="Hyperlink"/>
+            <w:noProof/>
+            <w:lang w:val="en-US"/>
+          </w:rPr>
+          <w:t>Absence-of-errors is a fallacy</w:t>
+        </w:r>
+        <w:r>
+          <w:rPr>
+            <w:noProof/>
+            <w:webHidden/>
+          </w:rPr>
+          <w:tab/>
+        </w:r>
+        <w:r>
+          <w:rPr>
+            <w:noProof/>
+            <w:webHidden/>
+          </w:rPr>
+          <w:fldChar w:fldCharType="begin"/>
+        </w:r>
+        <w:r>
+          <w:rPr>
+            <w:noProof/>
+            <w:webHidden/>
+          </w:rPr>
+          <w:instrText xml:space="preserve"> PAGEREF _Toc230120435 \h </w:instrText>
+        </w:r>
+        <w:r>
+          <w:rPr>
+            <w:noProof/>
+            <w:webHidden/>
+          </w:rPr>
+        </w:r>
+        <w:r>
+          <w:rPr>
+            <w:noProof/>
+            <w:webHidden/>
+          </w:rPr>
+          <w:fldChar w:fldCharType="separate"/>
+        </w:r>
+        <w:r>
+          <w:rPr>
+            <w:noProof/>
+            <w:webHidden/>
+          </w:rPr>
+          <w:t>12</w:t>
+        </w:r>
+        <w:r>
+          <w:rPr>
+            <w:noProof/>
+            <w:webHidden/>
+          </w:rPr>
+          <w:fldChar w:fldCharType="end"/>
+        </w:r>
+      </w:hyperlink>
+    </w:p>
+    <w:p>
+      <w:pPr>
+        <w:pStyle w:val="TOC2"/>
+        <w:tabs>
+          <w:tab w:val="left" w:pos="960"/>
+          <w:tab w:val="right" w:leader="dot" w:pos="9016"/>
+        </w:tabs>
+        <w:rPr>
+          <w:rFonts w:asciiTheme="minorHAnsi" w:hAnsiTheme="minorHAnsi"/>
+          <w:noProof/>
+          <w:sz w:val="24"/>
+          <w:lang w:val="en-US"/>
+        </w:rPr>
+      </w:pPr>
+      <w:hyperlink w:anchor="_Toc230120436" w:history="1">
+        <w:r>
+          <w:rPr>
+            <w:rStyle w:val="Hyperlink"/>
+            <w:noProof/>
+          </w:rPr>
+          <w:t>3.3.</w:t>
+        </w:r>
+        <w:r>
+          <w:rPr>
+            <w:rFonts w:asciiTheme="minorHAnsi" w:hAnsiTheme="minorHAnsi"/>
+            <w:noProof/>
+            <w:sz w:val="24"/>
+            <w:lang w:val="en-US"/>
+          </w:rPr>
+          <w:tab/>
+        </w:r>
+        <w:r>
+          <w:rPr>
+            <w:rStyle w:val="Hyperlink"/>
+            <w:noProof/>
+          </w:rPr>
+          <w:t>Nhận xét kết quả trả về của AI</w:t>
+        </w:r>
+        <w:r>
+          <w:rPr>
+            <w:noProof/>
+            <w:webHidden/>
+          </w:rPr>
+          <w:tab/>
+        </w:r>
+        <w:r>
+          <w:rPr>
+            <w:noProof/>
+            <w:webHidden/>
+          </w:rPr>
+          <w:fldChar w:fldCharType="begin"/>
+        </w:r>
+        <w:r>
+          <w:rPr>
+            <w:noProof/>
+            <w:webHidden/>
+          </w:rPr>
+          <w:instrText xml:space="preserve"> PAGEREF _Toc230120436 \h </w:instrText>
+        </w:r>
+        <w:r>
+          <w:rPr>
+            <w:noProof/>
+            <w:webHidden/>
+          </w:rPr>
+        </w:r>
+        <w:r>
+          <w:rPr>
+            <w:noProof/>
+            <w:webHidden/>
+          </w:rPr>
+          <w:fldChar w:fldCharType="separate"/>
+        </w:r>
+        <w:r>
+          <w:rPr>
+            <w:noProof/>
+            <w:webHidden/>
+          </w:rPr>
+          <w:t>12</w:t>
+        </w:r>
+        <w:r>
+          <w:rPr>
+            <w:noProof/>
+            <w:webHidden/>
+          </w:rPr>
+          <w:fldChar w:fldCharType="end"/>
+        </w:r>
+      </w:hyperlink>
+    </w:p>
+    <w:p>
+      <w:pPr>
+        <w:pStyle w:val="TOC1"/>
+        <w:rPr>
+          <w:rFonts w:asciiTheme="minorHAnsi" w:hAnsiTheme="minorHAnsi"/>
+          <w:noProof/>
+          <w:sz w:val="24"/>
+          <w:lang w:val="en-US"/>
+        </w:rPr>
+      </w:pPr>
+      <w:hyperlink w:anchor="_Toc230120437" w:history="1">
+        <w:r>
+          <w:rPr>
+            <w:rStyle w:val="Hyperlink"/>
+            <w:noProof/>
+          </w:rPr>
+          <w:t>4.</w:t>
+        </w:r>
+        <w:r>
+          <w:rPr>
+            <w:rFonts w:asciiTheme="minorHAnsi" w:hAnsiTheme="minorHAnsi"/>
+            <w:noProof/>
+            <w:sz w:val="24"/>
+            <w:lang w:val="en-US"/>
+          </w:rPr>
+          <w:tab/>
+        </w:r>
+        <w:r>
+          <w:rPr>
+            <w:rStyle w:val="Hyperlink"/>
+            <w:noProof/>
+          </w:rPr>
+          <w:t>Nhiệm vụ 4: Test activities &amp; roles</w:t>
+        </w:r>
+        <w:r>
+          <w:rPr>
+            <w:noProof/>
+            <w:webHidden/>
+          </w:rPr>
+          <w:tab/>
+        </w:r>
+        <w:r>
+          <w:rPr>
+            <w:noProof/>
+            <w:webHidden/>
+          </w:rPr>
+          <w:fldChar w:fldCharType="begin"/>
+        </w:r>
+        <w:r>
+          <w:rPr>
+            <w:noProof/>
+            <w:webHidden/>
+          </w:rPr>
+          <w:instrText xml:space="preserve"> PAGEREF _Toc230120437 \h </w:instrText>
+        </w:r>
+        <w:r>
+          <w:rPr>
+            <w:noProof/>
+            <w:webHidden/>
+          </w:rPr>
+        </w:r>
+        <w:r>
+          <w:rPr>
+            <w:noProof/>
+            <w:webHidden/>
+          </w:rPr>
+          <w:fldChar w:fldCharType="separate"/>
+        </w:r>
+        <w:r>
+          <w:rPr>
+            <w:noProof/>
+            <w:webHidden/>
+          </w:rPr>
+          <w:t>13</w:t>
+        </w:r>
+        <w:r>
+          <w:rPr>
+            <w:noProof/>
+            <w:webHidden/>
+          </w:rPr>
+          <w:fldChar w:fldCharType="end"/>
+        </w:r>
+      </w:hyperlink>
+    </w:p>
+    <w:p>
+      <w:pPr>
+        <w:pStyle w:val="TOC2"/>
+        <w:tabs>
+          <w:tab w:val="left" w:pos="960"/>
+          <w:tab w:val="right" w:leader="dot" w:pos="9016"/>
+        </w:tabs>
+        <w:rPr>
+          <w:rFonts w:asciiTheme="minorHAnsi" w:hAnsiTheme="minorHAnsi"/>
+          <w:noProof/>
+          <w:sz w:val="24"/>
+          <w:lang w:val="en-US"/>
+        </w:rPr>
+      </w:pPr>
+      <w:hyperlink w:anchor="_Toc230120438" w:history="1">
+        <w:r>
+          <w:rPr>
+            <w:rStyle w:val="Hyperlink"/>
+            <w:noProof/>
+          </w:rPr>
+          <w:t>4.1.</w:t>
+        </w:r>
+        <w:r>
+          <w:rPr>
+            <w:rFonts w:asciiTheme="minorHAnsi" w:hAnsiTheme="minorHAnsi"/>
+            <w:noProof/>
+            <w:sz w:val="24"/>
+            <w:lang w:val="en-US"/>
+          </w:rPr>
+          <w:tab/>
+        </w:r>
+        <w:r>
+          <w:rPr>
+            <w:rStyle w:val="Hyperlink"/>
+            <w:noProof/>
+          </w:rPr>
+          <w:t>Prompt:</w:t>
+        </w:r>
+        <w:r>
+          <w:rPr>
+            <w:noProof/>
+            <w:webHidden/>
+          </w:rPr>
+          <w:tab/>
+        </w:r>
+        <w:r>
+          <w:rPr>
+            <w:noProof/>
+            <w:webHidden/>
+          </w:rPr>
+          <w:fldChar w:fldCharType="begin"/>
+        </w:r>
+        <w:r>
+          <w:rPr>
+            <w:noProof/>
+            <w:webHidden/>
+          </w:rPr>
+          <w:instrText xml:space="preserve"> PAGEREF _Toc230120438 \h </w:instrText>
+        </w:r>
+        <w:r>
+          <w:rPr>
+            <w:noProof/>
+            <w:webHidden/>
+          </w:rPr>
+        </w:r>
+        <w:r>
+          <w:rPr>
+            <w:noProof/>
+            <w:webHidden/>
+          </w:rPr>
+          <w:fldChar w:fldCharType="separate"/>
+        </w:r>
+        <w:r>
+          <w:rPr>
+            <w:noProof/>
+            <w:webHidden/>
+          </w:rPr>
+          <w:t>13</w:t>
+        </w:r>
+        <w:r>
+          <w:rPr>
+            <w:noProof/>
+            <w:webHidden/>
+          </w:rPr>
+          <w:fldChar w:fldCharType="end"/>
+        </w:r>
+      </w:hyperlink>
+    </w:p>
+    <w:p>
+      <w:pPr>
+        <w:pStyle w:val="TOC2"/>
+        <w:tabs>
+          <w:tab w:val="left" w:pos="960"/>
+          <w:tab w:val="right" w:leader="dot" w:pos="9016"/>
+        </w:tabs>
+        <w:rPr>
+          <w:rFonts w:asciiTheme="minorHAnsi" w:hAnsiTheme="minorHAnsi"/>
+          <w:noProof/>
+          <w:sz w:val="24"/>
+          <w:lang w:val="en-US"/>
+        </w:rPr>
+      </w:pPr>
+      <w:hyperlink w:anchor="_Toc230120439" w:history="1">
+        <w:r>
+          <w:rPr>
+            <w:rStyle w:val="Hyperlink"/>
+            <w:noProof/>
+          </w:rPr>
+          <w:t>4.2.</w:t>
+        </w:r>
+        <w:r>
+          <w:rPr>
+            <w:rFonts w:asciiTheme="minorHAnsi" w:hAnsiTheme="minorHAnsi"/>
+            <w:noProof/>
+            <w:sz w:val="24"/>
+            <w:lang w:val="en-US"/>
+          </w:rPr>
+          <w:tab/>
+        </w:r>
+        <w:r>
+          <w:rPr>
+            <w:rStyle w:val="Hyperlink"/>
+            <w:noProof/>
+          </w:rPr>
+          <w:t>Câu trả lời của AI:</w:t>
+        </w:r>
+        <w:r>
+          <w:rPr>
+            <w:noProof/>
+            <w:webHidden/>
+          </w:rPr>
+          <w:tab/>
+        </w:r>
+        <w:r>
+          <w:rPr>
+            <w:noProof/>
+            <w:webHidden/>
+          </w:rPr>
+          <w:fldChar w:fldCharType="begin"/>
+        </w:r>
+        <w:r>
+          <w:rPr>
+            <w:noProof/>
+            <w:webHidden/>
+          </w:rPr>
+          <w:instrText xml:space="preserve"> PAGEREF _Toc230120439 \h </w:instrText>
+        </w:r>
+        <w:r>
+          <w:rPr>
+            <w:noProof/>
+            <w:webHidden/>
+          </w:rPr>
+        </w:r>
+        <w:r>
+          <w:rPr>
+            <w:noProof/>
+            <w:webHidden/>
+          </w:rPr>
+          <w:fldChar w:fldCharType="separate"/>
+        </w:r>
+        <w:r>
+          <w:rPr>
+            <w:noProof/>
+            <w:webHidden/>
+          </w:rPr>
+          <w:t>13</w:t>
+        </w:r>
+        <w:r>
+          <w:rPr>
+            <w:noProof/>
+            <w:webHidden/>
+          </w:rPr>
+          <w:fldChar w:fldCharType="end"/>
+        </w:r>
+      </w:hyperlink>
+    </w:p>
+    <w:p>
+      <w:pPr>
+        <w:pStyle w:val="TOC3"/>
+        <w:tabs>
+          <w:tab w:val="left" w:pos="1440"/>
+          <w:tab w:val="right" w:leader="dot" w:pos="9016"/>
+        </w:tabs>
+        <w:rPr>
+          <w:rFonts w:asciiTheme="minorHAnsi" w:hAnsiTheme="minorHAnsi"/>
+          <w:noProof/>
+          <w:sz w:val="24"/>
+          <w:lang w:val="en-US"/>
+        </w:rPr>
+      </w:pPr>
+      <w:hyperlink w:anchor="_Toc230120440" w:history="1">
+        <w:r>
+          <w:rPr>
+            <w:rStyle w:val="Hyperlink"/>
+            <w:noProof/>
+          </w:rPr>
+          <w:t>4.2.1.</w:t>
+        </w:r>
+        <w:r>
+          <w:rPr>
+            <w:rFonts w:asciiTheme="minorHAnsi" w:hAnsiTheme="minorHAnsi"/>
+            <w:noProof/>
+            <w:sz w:val="24"/>
+            <w:lang w:val="en-US"/>
+          </w:rPr>
+          <w:tab/>
+        </w:r>
+        <w:r>
+          <w:rPr>
+            <w:rStyle w:val="Hyperlink"/>
+            <w:noProof/>
+          </w:rPr>
+          <w:t>Test Planning:</w:t>
+        </w:r>
+        <w:r>
+          <w:rPr>
+            <w:noProof/>
+            <w:webHidden/>
+          </w:rPr>
+          <w:tab/>
+        </w:r>
+        <w:r>
+          <w:rPr>
+            <w:noProof/>
+            <w:webHidden/>
+          </w:rPr>
+          <w:fldChar w:fldCharType="begin"/>
+        </w:r>
+        <w:r>
+          <w:rPr>
+            <w:noProof/>
+            <w:webHidden/>
+          </w:rPr>
+          <w:instrText xml:space="preserve"> PAGEREF _Toc230120440 \h </w:instrText>
+        </w:r>
+        <w:r>
+          <w:rPr>
+            <w:noProof/>
+            <w:webHidden/>
+          </w:rPr>
+        </w:r>
+        <w:r>
+          <w:rPr>
+            <w:noProof/>
+            <w:webHidden/>
+          </w:rPr>
+          <w:fldChar w:fldCharType="separate"/>
+        </w:r>
+        <w:r>
+          <w:rPr>
+            <w:noProof/>
+            <w:webHidden/>
+          </w:rPr>
+          <w:t>13</w:t>
+        </w:r>
+        <w:r>
+          <w:rPr>
+            <w:noProof/>
+            <w:webHidden/>
+          </w:rPr>
+          <w:fldChar w:fldCharType="end"/>
+        </w:r>
+      </w:hyperlink>
+    </w:p>
+    <w:p>
+      <w:pPr>
+        <w:pStyle w:val="TOC3"/>
+        <w:tabs>
+          <w:tab w:val="left" w:pos="1440"/>
+          <w:tab w:val="right" w:leader="dot" w:pos="9016"/>
+        </w:tabs>
+        <w:rPr>
+          <w:rFonts w:asciiTheme="minorHAnsi" w:hAnsiTheme="minorHAnsi"/>
+          <w:noProof/>
+          <w:sz w:val="24"/>
+          <w:lang w:val="en-US"/>
+        </w:rPr>
+      </w:pPr>
+      <w:hyperlink w:anchor="_Toc230120441" w:history="1">
+        <w:r>
+          <w:rPr>
+            <w:rStyle w:val="Hyperlink"/>
+            <w:noProof/>
+          </w:rPr>
+          <w:t>4.2.2.</w:t>
+        </w:r>
+        <w:r>
+          <w:rPr>
+            <w:rFonts w:asciiTheme="minorHAnsi" w:hAnsiTheme="minorHAnsi"/>
+            <w:noProof/>
+            <w:sz w:val="24"/>
+            <w:lang w:val="en-US"/>
+          </w:rPr>
+          <w:tab/>
+        </w:r>
+        <w:r>
+          <w:rPr>
+            <w:rStyle w:val="Hyperlink"/>
+            <w:noProof/>
+          </w:rPr>
+          <w:t>Test Monitoring &amp; Control:</w:t>
+        </w:r>
+        <w:r>
+          <w:rPr>
+            <w:noProof/>
+            <w:webHidden/>
+          </w:rPr>
+          <w:tab/>
+        </w:r>
+        <w:r>
+          <w:rPr>
+            <w:noProof/>
+            <w:webHidden/>
+          </w:rPr>
+          <w:fldChar w:fldCharType="begin"/>
+        </w:r>
+        <w:r>
+          <w:rPr>
+            <w:noProof/>
+            <w:webHidden/>
+          </w:rPr>
+          <w:instrText xml:space="preserve"> PAGEREF _Toc230120441 \h </w:instrText>
+        </w:r>
+        <w:r>
+          <w:rPr>
+            <w:noProof/>
+            <w:webHidden/>
+          </w:rPr>
+        </w:r>
+        <w:r>
+          <w:rPr>
+            <w:noProof/>
+            <w:webHidden/>
+          </w:rPr>
+          <w:fldChar w:fldCharType="separate"/>
+        </w:r>
+        <w:r>
+          <w:rPr>
+            <w:noProof/>
+            <w:webHidden/>
+          </w:rPr>
+          <w:t>13</w:t>
+        </w:r>
+        <w:r>
+          <w:rPr>
+            <w:noProof/>
+            <w:webHidden/>
+          </w:rPr>
+          <w:fldChar w:fldCharType="end"/>
+        </w:r>
+      </w:hyperlink>
+    </w:p>
+    <w:p>
+      <w:pPr>
+        <w:pStyle w:val="TOC3"/>
+        <w:tabs>
+          <w:tab w:val="left" w:pos="1440"/>
+          <w:tab w:val="right" w:leader="dot" w:pos="9016"/>
+        </w:tabs>
+        <w:rPr>
+          <w:rFonts w:asciiTheme="minorHAnsi" w:hAnsiTheme="minorHAnsi"/>
+          <w:noProof/>
+          <w:sz w:val="24"/>
+          <w:lang w:val="en-US"/>
+        </w:rPr>
+      </w:pPr>
+      <w:hyperlink w:anchor="_Toc230120442" w:history="1">
+        <w:r>
+          <w:rPr>
+            <w:rStyle w:val="Hyperlink"/>
+            <w:noProof/>
+          </w:rPr>
+          <w:t>4.2.3.</w:t>
+        </w:r>
+        <w:r>
+          <w:rPr>
+            <w:rFonts w:asciiTheme="minorHAnsi" w:hAnsiTheme="minorHAnsi"/>
+            <w:noProof/>
+            <w:sz w:val="24"/>
+            <w:lang w:val="en-US"/>
+          </w:rPr>
+          <w:tab/>
+        </w:r>
+        <w:r>
+          <w:rPr>
+            <w:rStyle w:val="Hyperlink"/>
+            <w:noProof/>
+          </w:rPr>
+          <w:t>Test Analysis:</w:t>
+        </w:r>
+        <w:r>
+          <w:rPr>
+            <w:noProof/>
+            <w:webHidden/>
+          </w:rPr>
+          <w:tab/>
+        </w:r>
+        <w:r>
+          <w:rPr>
+            <w:noProof/>
+            <w:webHidden/>
+          </w:rPr>
+          <w:fldChar w:fldCharType="begin"/>
+        </w:r>
+        <w:r>
+          <w:rPr>
+            <w:noProof/>
+            <w:webHidden/>
+          </w:rPr>
+          <w:instrText xml:space="preserve"> PAGEREF _Toc230120442 \h </w:instrText>
+        </w:r>
+        <w:r>
+          <w:rPr>
+            <w:noProof/>
+            <w:webHidden/>
+          </w:rPr>
+        </w:r>
+        <w:r>
+          <w:rPr>
+            <w:noProof/>
+            <w:webHidden/>
+          </w:rPr>
+          <w:fldChar w:fldCharType="separate"/>
+        </w:r>
+        <w:r>
+          <w:rPr>
+            <w:noProof/>
+            <w:webHidden/>
+          </w:rPr>
+          <w:t>13</w:t>
+        </w:r>
+        <w:r>
+          <w:rPr>
+            <w:noProof/>
+            <w:webHidden/>
+          </w:rPr>
+          <w:fldChar w:fldCharType="end"/>
+        </w:r>
+      </w:hyperlink>
+    </w:p>
+    <w:p>
+      <w:pPr>
+        <w:pStyle w:val="TOC3"/>
+        <w:tabs>
+          <w:tab w:val="left" w:pos="1440"/>
+          <w:tab w:val="right" w:leader="dot" w:pos="9016"/>
+        </w:tabs>
+        <w:rPr>
+          <w:rFonts w:asciiTheme="minorHAnsi" w:hAnsiTheme="minorHAnsi"/>
+          <w:noProof/>
+          <w:sz w:val="24"/>
+          <w:lang w:val="en-US"/>
+        </w:rPr>
+      </w:pPr>
+      <w:hyperlink w:anchor="_Toc230120443" w:history="1">
+        <w:r>
+          <w:rPr>
+            <w:rStyle w:val="Hyperlink"/>
+            <w:noProof/>
+          </w:rPr>
+          <w:t>4.2.4.</w:t>
+        </w:r>
+        <w:r>
+          <w:rPr>
+            <w:rFonts w:asciiTheme="minorHAnsi" w:hAnsiTheme="minorHAnsi"/>
+            <w:noProof/>
+            <w:sz w:val="24"/>
+            <w:lang w:val="en-US"/>
+          </w:rPr>
+          <w:tab/>
+        </w:r>
+        <w:r>
+          <w:rPr>
+            <w:rStyle w:val="Hyperlink"/>
+            <w:noProof/>
+          </w:rPr>
+          <w:t>Test Design:</w:t>
+        </w:r>
+        <w:r>
+          <w:rPr>
+            <w:noProof/>
+            <w:webHidden/>
+          </w:rPr>
+          <w:tab/>
+        </w:r>
+        <w:r>
+          <w:rPr>
+            <w:noProof/>
+            <w:webHidden/>
+          </w:rPr>
+          <w:fldChar w:fldCharType="begin"/>
+        </w:r>
+        <w:r>
+          <w:rPr>
+            <w:noProof/>
+            <w:webHidden/>
+          </w:rPr>
+          <w:instrText xml:space="preserve"> PAGEREF _Toc230120443 \h </w:instrText>
+        </w:r>
+        <w:r>
+          <w:rPr>
+            <w:noProof/>
+            <w:webHidden/>
+          </w:rPr>
+        </w:r>
+        <w:r>
+          <w:rPr>
+            <w:noProof/>
+            <w:webHidden/>
+          </w:rPr>
+          <w:fldChar w:fldCharType="separate"/>
+        </w:r>
+        <w:r>
+          <w:rPr>
+            <w:noProof/>
+            <w:webHidden/>
+          </w:rPr>
+          <w:t>13</w:t>
+        </w:r>
+        <w:r>
+          <w:rPr>
+            <w:noProof/>
+            <w:webHidden/>
+          </w:rPr>
+          <w:fldChar w:fldCharType="end"/>
+        </w:r>
+      </w:hyperlink>
+    </w:p>
+    <w:p>
+      <w:pPr>
+        <w:pStyle w:val="TOC3"/>
+        <w:tabs>
+          <w:tab w:val="left" w:pos="1440"/>
+          <w:tab w:val="right" w:leader="dot" w:pos="9016"/>
+        </w:tabs>
+        <w:rPr>
+          <w:rFonts w:asciiTheme="minorHAnsi" w:hAnsiTheme="minorHAnsi"/>
+          <w:noProof/>
+          <w:sz w:val="24"/>
+          <w:lang w:val="en-US"/>
+        </w:rPr>
+      </w:pPr>
+      <w:hyperlink w:anchor="_Toc230120444" w:history="1">
+        <w:r>
+          <w:rPr>
+            <w:rStyle w:val="Hyperlink"/>
+            <w:noProof/>
+          </w:rPr>
+          <w:t>4.2.5.</w:t>
+        </w:r>
+        <w:r>
+          <w:rPr>
+            <w:rFonts w:asciiTheme="minorHAnsi" w:hAnsiTheme="minorHAnsi"/>
+            <w:noProof/>
+            <w:sz w:val="24"/>
+            <w:lang w:val="en-US"/>
+          </w:rPr>
+          <w:tab/>
+        </w:r>
+        <w:r>
+          <w:rPr>
+            <w:rStyle w:val="Hyperlink"/>
+            <w:noProof/>
+          </w:rPr>
+          <w:t>Test Implementation:</w:t>
+        </w:r>
+        <w:r>
+          <w:rPr>
+            <w:noProof/>
+            <w:webHidden/>
+          </w:rPr>
+          <w:tab/>
+        </w:r>
+        <w:r>
+          <w:rPr>
+            <w:noProof/>
+            <w:webHidden/>
+          </w:rPr>
+          <w:fldChar w:fldCharType="begin"/>
+        </w:r>
+        <w:r>
+          <w:rPr>
+            <w:noProof/>
+            <w:webHidden/>
+          </w:rPr>
+          <w:instrText xml:space="preserve"> PAGEREF _Toc230120444 \h </w:instrText>
+        </w:r>
+        <w:r>
+          <w:rPr>
+            <w:noProof/>
+            <w:webHidden/>
+          </w:rPr>
+        </w:r>
+        <w:r>
+          <w:rPr>
+            <w:noProof/>
+            <w:webHidden/>
+          </w:rPr>
+          <w:fldChar w:fldCharType="separate"/>
+        </w:r>
+        <w:r>
+          <w:rPr>
+            <w:noProof/>
+            <w:webHidden/>
+          </w:rPr>
+          <w:t>13</w:t>
+        </w:r>
+        <w:r>
+          <w:rPr>
+            <w:noProof/>
+            <w:webHidden/>
+          </w:rPr>
+          <w:fldChar w:fldCharType="end"/>
+        </w:r>
+      </w:hyperlink>
+    </w:p>
+    <w:p>
+      <w:pPr>
+        <w:pStyle w:val="TOC3"/>
+        <w:tabs>
+          <w:tab w:val="left" w:pos="1440"/>
+          <w:tab w:val="right" w:leader="dot" w:pos="9016"/>
+        </w:tabs>
+        <w:rPr>
+          <w:rFonts w:asciiTheme="minorHAnsi" w:hAnsiTheme="minorHAnsi"/>
+          <w:noProof/>
+          <w:sz w:val="24"/>
+          <w:lang w:val="en-US"/>
+        </w:rPr>
+      </w:pPr>
+      <w:hyperlink w:anchor="_Toc230120445" w:history="1">
+        <w:r>
+          <w:rPr>
+            <w:rStyle w:val="Hyperlink"/>
+            <w:noProof/>
+          </w:rPr>
+          <w:t>4.2.6.</w:t>
+        </w:r>
+        <w:r>
+          <w:rPr>
+            <w:rFonts w:asciiTheme="minorHAnsi" w:hAnsiTheme="minorHAnsi"/>
+            <w:noProof/>
+            <w:sz w:val="24"/>
+            <w:lang w:val="en-US"/>
+          </w:rPr>
+          <w:tab/>
+        </w:r>
+        <w:r>
+          <w:rPr>
+            <w:rStyle w:val="Hyperlink"/>
+            <w:noProof/>
+          </w:rPr>
+          <w:t>Test Execution:</w:t>
+        </w:r>
+        <w:r>
+          <w:rPr>
+            <w:noProof/>
+            <w:webHidden/>
+          </w:rPr>
+          <w:tab/>
+        </w:r>
+        <w:r>
+          <w:rPr>
+            <w:noProof/>
+            <w:webHidden/>
+          </w:rPr>
+          <w:fldChar w:fldCharType="begin"/>
+        </w:r>
+        <w:r>
+          <w:rPr>
+            <w:noProof/>
+            <w:webHidden/>
+          </w:rPr>
+          <w:instrText xml:space="preserve"> PAGEREF _Toc230120445 \h </w:instrText>
+        </w:r>
+        <w:r>
+          <w:rPr>
+            <w:noProof/>
+            <w:webHidden/>
+          </w:rPr>
+        </w:r>
+        <w:r>
+          <w:rPr>
+            <w:noProof/>
+            <w:webHidden/>
+          </w:rPr>
+          <w:fldChar w:fldCharType="separate"/>
+        </w:r>
+        <w:r>
+          <w:rPr>
+            <w:noProof/>
+            <w:webHidden/>
+          </w:rPr>
+          <w:t>14</w:t>
+        </w:r>
+        <w:r>
+          <w:rPr>
+            <w:noProof/>
+            <w:webHidden/>
+          </w:rPr>
+          <w:fldChar w:fldCharType="end"/>
+        </w:r>
+      </w:hyperlink>
+    </w:p>
+    <w:p>
+      <w:pPr>
+        <w:pStyle w:val="TOC3"/>
+        <w:tabs>
+          <w:tab w:val="left" w:pos="1440"/>
+          <w:tab w:val="right" w:leader="dot" w:pos="9016"/>
+        </w:tabs>
+        <w:rPr>
+          <w:rFonts w:asciiTheme="minorHAnsi" w:hAnsiTheme="minorHAnsi"/>
+          <w:noProof/>
+          <w:sz w:val="24"/>
+          <w:lang w:val="en-US"/>
+        </w:rPr>
+      </w:pPr>
+      <w:hyperlink w:anchor="_Toc230120446" w:history="1">
+        <w:r>
+          <w:rPr>
+            <w:rStyle w:val="Hyperlink"/>
+            <w:noProof/>
+          </w:rPr>
+          <w:t>4.2.7.</w:t>
+        </w:r>
+        <w:r>
+          <w:rPr>
+            <w:rFonts w:asciiTheme="minorHAnsi" w:hAnsiTheme="minorHAnsi"/>
+            <w:noProof/>
+            <w:sz w:val="24"/>
+            <w:lang w:val="en-US"/>
+          </w:rPr>
+          <w:tab/>
+        </w:r>
+        <w:r>
+          <w:rPr>
+            <w:rStyle w:val="Hyperlink"/>
+            <w:noProof/>
+            <w:lang w:val="en-US"/>
+          </w:rPr>
+          <w:t>Test Completion</w:t>
+        </w:r>
+        <w:r>
+          <w:rPr>
+            <w:rStyle w:val="Hyperlink"/>
+            <w:noProof/>
+          </w:rPr>
+          <w:t>:</w:t>
+        </w:r>
+        <w:r>
+          <w:rPr>
+            <w:noProof/>
+            <w:webHidden/>
+          </w:rPr>
+          <w:tab/>
+        </w:r>
+        <w:r>
+          <w:rPr>
+            <w:noProof/>
+            <w:webHidden/>
+          </w:rPr>
+          <w:fldChar w:fldCharType="begin"/>
+        </w:r>
+        <w:r>
+          <w:rPr>
+            <w:noProof/>
+            <w:webHidden/>
+          </w:rPr>
+          <w:instrText xml:space="preserve"> PAGEREF _Toc230120446 \h </w:instrText>
+        </w:r>
+        <w:r>
+          <w:rPr>
+            <w:noProof/>
+            <w:webHidden/>
+          </w:rPr>
+        </w:r>
+        <w:r>
+          <w:rPr>
+            <w:noProof/>
+            <w:webHidden/>
+          </w:rPr>
+          <w:fldChar w:fldCharType="separate"/>
+        </w:r>
+        <w:r>
+          <w:rPr>
+            <w:noProof/>
+            <w:webHidden/>
+          </w:rPr>
+          <w:t>14</w:t>
+        </w:r>
+        <w:r>
+          <w:rPr>
+            <w:noProof/>
+            <w:webHidden/>
+          </w:rPr>
+          <w:fldChar w:fldCharType="end"/>
+        </w:r>
+      </w:hyperlink>
+    </w:p>
+    <w:p>
+      <w:pPr>
+        <w:pStyle w:val="TOC2"/>
+        <w:tabs>
+          <w:tab w:val="left" w:pos="960"/>
+          <w:tab w:val="right" w:leader="dot" w:pos="9016"/>
+        </w:tabs>
+        <w:rPr>
+          <w:rFonts w:asciiTheme="minorHAnsi" w:hAnsiTheme="minorHAnsi"/>
+          <w:noProof/>
+          <w:sz w:val="24"/>
+          <w:lang w:val="en-US"/>
+        </w:rPr>
+      </w:pPr>
+      <w:hyperlink w:anchor="_Toc230120447" w:history="1">
+        <w:r>
+          <w:rPr>
+            <w:rStyle w:val="Hyperlink"/>
+            <w:noProof/>
+          </w:rPr>
+          <w:t>4.3.</w:t>
+        </w:r>
+        <w:r>
+          <w:rPr>
+            <w:rFonts w:asciiTheme="minorHAnsi" w:hAnsiTheme="minorHAnsi"/>
+            <w:noProof/>
+            <w:sz w:val="24"/>
+            <w:lang w:val="en-US"/>
+          </w:rPr>
+          <w:tab/>
+        </w:r>
+        <w:r>
+          <w:rPr>
+            <w:rStyle w:val="Hyperlink"/>
+            <w:noProof/>
+          </w:rPr>
+          <w:t>Nhận xét kết quả trả về của AI:</w:t>
+        </w:r>
+        <w:r>
+          <w:rPr>
+            <w:noProof/>
+            <w:webHidden/>
+          </w:rPr>
+          <w:tab/>
+        </w:r>
+        <w:r>
+          <w:rPr>
+            <w:noProof/>
+            <w:webHidden/>
+          </w:rPr>
+          <w:fldChar w:fldCharType="begin"/>
+        </w:r>
+        <w:r>
+          <w:rPr>
+            <w:noProof/>
+            <w:webHidden/>
+          </w:rPr>
+          <w:instrText xml:space="preserve"> PAGEREF _Toc230120447 \h </w:instrText>
+        </w:r>
+        <w:r>
+          <w:rPr>
+            <w:noProof/>
+            <w:webHidden/>
+          </w:rPr>
+        </w:r>
+        <w:r>
+          <w:rPr>
+            <w:noProof/>
+            <w:webHidden/>
+          </w:rPr>
+          <w:fldChar w:fldCharType="separate"/>
+        </w:r>
+        <w:r>
+          <w:rPr>
+            <w:noProof/>
+            <w:webHidden/>
+          </w:rPr>
+          <w:t>14</w:t>
+        </w:r>
+        <w:r>
+          <w:rPr>
+            <w:noProof/>
+            <w:webHidden/>
+          </w:rPr>
+          <w:fldChar w:fldCharType="end"/>
+        </w:r>
+      </w:hyperlink>
+    </w:p>
+    <w:p>
+      <w:pPr>
+        <w:pStyle w:val="TOC1"/>
+        <w:rPr>
+          <w:rFonts w:asciiTheme="minorHAnsi" w:hAnsiTheme="minorHAnsi"/>
+          <w:noProof/>
+          <w:sz w:val="24"/>
+          <w:lang w:val="en-US"/>
+        </w:rPr>
+      </w:pPr>
+      <w:hyperlink w:anchor="_Toc230120448" w:history="1">
+        <w:r>
+          <w:rPr>
+            <w:rStyle w:val="Hyperlink"/>
+            <w:noProof/>
+          </w:rPr>
+          <w:t>5.</w:t>
+        </w:r>
+        <w:r>
+          <w:rPr>
+            <w:rFonts w:asciiTheme="minorHAnsi" w:hAnsiTheme="minorHAnsi"/>
+            <w:noProof/>
+            <w:sz w:val="24"/>
+            <w:lang w:val="en-US"/>
+          </w:rPr>
+          <w:tab/>
+        </w:r>
+        <w:r>
+          <w:rPr>
+            <w:rStyle w:val="Hyperlink"/>
+            <w:noProof/>
+          </w:rPr>
+          <w:t>Nhiệm vụ 5: Essential skills của tester</w:t>
+        </w:r>
+        <w:r>
+          <w:rPr>
+            <w:noProof/>
+            <w:webHidden/>
+          </w:rPr>
+          <w:tab/>
+        </w:r>
+        <w:r>
+          <w:rPr>
+            <w:noProof/>
+            <w:webHidden/>
+          </w:rPr>
+          <w:fldChar w:fldCharType="begin"/>
+        </w:r>
+        <w:r>
+          <w:rPr>
+            <w:noProof/>
+            <w:webHidden/>
+          </w:rPr>
+          <w:instrText xml:space="preserve"> PAGEREF _Toc230120448 \h </w:instrText>
+        </w:r>
+        <w:r>
+          <w:rPr>
+            <w:noProof/>
+            <w:webHidden/>
+          </w:rPr>
+        </w:r>
+        <w:r>
+          <w:rPr>
+            <w:noProof/>
+            <w:webHidden/>
+          </w:rPr>
+          <w:fldChar w:fldCharType="separate"/>
+        </w:r>
+        <w:r>
+          <w:rPr>
+            <w:noProof/>
+            <w:webHidden/>
+          </w:rPr>
+          <w:t>15</w:t>
+        </w:r>
+        <w:r>
+          <w:rPr>
+            <w:noProof/>
+            <w:webHidden/>
+          </w:rPr>
+          <w:fldChar w:fldCharType="end"/>
+        </w:r>
+      </w:hyperlink>
+    </w:p>
+    <w:p>
+      <w:pPr>
+        <w:pStyle w:val="TOC2"/>
+        <w:tabs>
+          <w:tab w:val="left" w:pos="960"/>
+          <w:tab w:val="right" w:leader="dot" w:pos="9016"/>
+        </w:tabs>
+        <w:rPr>
+          <w:rFonts w:asciiTheme="minorHAnsi" w:hAnsiTheme="minorHAnsi"/>
+          <w:noProof/>
+          <w:sz w:val="24"/>
+          <w:lang w:val="en-US"/>
+        </w:rPr>
+      </w:pPr>
+      <w:hyperlink w:anchor="_Toc230120449" w:history="1">
+        <w:r>
+          <w:rPr>
+            <w:rStyle w:val="Hyperlink"/>
+            <w:noProof/>
+          </w:rPr>
+          <w:t>5.1.</w:t>
+        </w:r>
+        <w:r>
+          <w:rPr>
+            <w:rFonts w:asciiTheme="minorHAnsi" w:hAnsiTheme="minorHAnsi"/>
+            <w:noProof/>
+            <w:sz w:val="24"/>
+            <w:lang w:val="en-US"/>
+          </w:rPr>
+          <w:tab/>
+        </w:r>
+        <w:r>
+          <w:rPr>
+            <w:rStyle w:val="Hyperlink"/>
+            <w:noProof/>
+          </w:rPr>
+          <w:t>Prompt:</w:t>
+        </w:r>
+        <w:r>
+          <w:rPr>
+            <w:noProof/>
+            <w:webHidden/>
+          </w:rPr>
+          <w:tab/>
+        </w:r>
+        <w:r>
+          <w:rPr>
+            <w:noProof/>
+            <w:webHidden/>
+          </w:rPr>
+          <w:fldChar w:fldCharType="begin"/>
+        </w:r>
+        <w:r>
+          <w:rPr>
+            <w:noProof/>
+            <w:webHidden/>
+          </w:rPr>
+          <w:instrText xml:space="preserve"> PAGEREF _Toc230120449 \h </w:instrText>
+        </w:r>
+        <w:r>
+          <w:rPr>
+            <w:noProof/>
+            <w:webHidden/>
+          </w:rPr>
+        </w:r>
+        <w:r>
+          <w:rPr>
+            <w:noProof/>
+            <w:webHidden/>
+          </w:rPr>
+          <w:fldChar w:fldCharType="separate"/>
+        </w:r>
+        <w:r>
+          <w:rPr>
+            <w:noProof/>
+            <w:webHidden/>
+          </w:rPr>
+          <w:t>15</w:t>
+        </w:r>
+        <w:r>
+          <w:rPr>
+            <w:noProof/>
+            <w:webHidden/>
+          </w:rPr>
+          <w:fldChar w:fldCharType="end"/>
+        </w:r>
+      </w:hyperlink>
+    </w:p>
+    <w:p>
+      <w:pPr>
+        <w:pStyle w:val="TOC2"/>
+        <w:tabs>
+          <w:tab w:val="left" w:pos="960"/>
+          <w:tab w:val="right" w:leader="dot" w:pos="9016"/>
+        </w:tabs>
+        <w:rPr>
+          <w:rFonts w:asciiTheme="minorHAnsi" w:hAnsiTheme="minorHAnsi"/>
+          <w:noProof/>
+          <w:sz w:val="24"/>
+          <w:lang w:val="en-US"/>
+        </w:rPr>
+      </w:pPr>
+      <w:hyperlink w:anchor="_Toc230120450" w:history="1">
+        <w:r>
+          <w:rPr>
+            <w:rStyle w:val="Hyperlink"/>
+            <w:noProof/>
+          </w:rPr>
+          <w:t>5.2.</w:t>
+        </w:r>
+        <w:r>
+          <w:rPr>
+            <w:rFonts w:asciiTheme="minorHAnsi" w:hAnsiTheme="minorHAnsi"/>
+            <w:noProof/>
+            <w:sz w:val="24"/>
+            <w:lang w:val="en-US"/>
+          </w:rPr>
+          <w:tab/>
+        </w:r>
+        <w:r>
+          <w:rPr>
+            <w:rStyle w:val="Hyperlink"/>
+            <w:noProof/>
+          </w:rPr>
+          <w:t>Câu trả lời của AI</w:t>
+        </w:r>
+        <w:r>
+          <w:rPr>
+            <w:noProof/>
+            <w:webHidden/>
+          </w:rPr>
+          <w:tab/>
+        </w:r>
+        <w:r>
+          <w:rPr>
+            <w:noProof/>
+            <w:webHidden/>
+          </w:rPr>
+          <w:fldChar w:fldCharType="begin"/>
+        </w:r>
+        <w:r>
+          <w:rPr>
+            <w:noProof/>
+            <w:webHidden/>
+          </w:rPr>
+          <w:instrText xml:space="preserve"> PAGEREF _Toc230120450 \h </w:instrText>
+        </w:r>
+        <w:r>
+          <w:rPr>
+            <w:noProof/>
+            <w:webHidden/>
+          </w:rPr>
+        </w:r>
+        <w:r>
+          <w:rPr>
+            <w:noProof/>
+            <w:webHidden/>
+          </w:rPr>
+          <w:fldChar w:fldCharType="separate"/>
+        </w:r>
+        <w:r>
+          <w:rPr>
+            <w:noProof/>
+            <w:webHidden/>
+          </w:rPr>
+          <w:t>15</w:t>
+        </w:r>
+        <w:r>
+          <w:rPr>
+            <w:noProof/>
+            <w:webHidden/>
+          </w:rPr>
+          <w:fldChar w:fldCharType="end"/>
+        </w:r>
+      </w:hyperlink>
+    </w:p>
+    <w:p>
+      <w:pPr>
+        <w:pStyle w:val="TOC2"/>
+        <w:tabs>
+          <w:tab w:val="left" w:pos="960"/>
+          <w:tab w:val="right" w:leader="dot" w:pos="9016"/>
+        </w:tabs>
+        <w:rPr>
+          <w:rFonts w:asciiTheme="minorHAnsi" w:hAnsiTheme="minorHAnsi"/>
+          <w:noProof/>
+          <w:sz w:val="24"/>
+          <w:lang w:val="en-US"/>
+        </w:rPr>
+      </w:pPr>
+      <w:hyperlink w:anchor="_Toc230120451" w:history="1">
+        <w:r>
+          <w:rPr>
+            <w:rStyle w:val="Hyperlink"/>
+            <w:noProof/>
+          </w:rPr>
+          <w:t>5.3.</w:t>
+        </w:r>
+        <w:r>
+          <w:rPr>
+            <w:rFonts w:asciiTheme="minorHAnsi" w:hAnsiTheme="minorHAnsi"/>
+            <w:noProof/>
+            <w:sz w:val="24"/>
+            <w:lang w:val="en-US"/>
+          </w:rPr>
+          <w:tab/>
+        </w:r>
+        <w:r>
+          <w:rPr>
+            <w:rStyle w:val="Hyperlink"/>
+            <w:noProof/>
+          </w:rPr>
+          <w:t>Tổng kết:</w:t>
+        </w:r>
+        <w:r>
+          <w:rPr>
+            <w:noProof/>
+            <w:webHidden/>
+          </w:rPr>
+          <w:tab/>
+        </w:r>
+        <w:r>
+          <w:rPr>
+            <w:noProof/>
+            <w:webHidden/>
+          </w:rPr>
+          <w:fldChar w:fldCharType="begin"/>
+        </w:r>
+        <w:r>
+          <w:rPr>
+            <w:noProof/>
+            <w:webHidden/>
+          </w:rPr>
+          <w:instrText xml:space="preserve"> PAGEREF _Toc230120451 \h </w:instrText>
+        </w:r>
+        <w:r>
+          <w:rPr>
+            <w:noProof/>
+            <w:webHidden/>
+          </w:rPr>
+        </w:r>
+        <w:r>
+          <w:rPr>
+            <w:noProof/>
+            <w:webHidden/>
+          </w:rPr>
+          <w:fldChar w:fldCharType="separate"/>
+        </w:r>
+        <w:r>
+          <w:rPr>
+            <w:noProof/>
+            <w:webHidden/>
+          </w:rPr>
+          <w:t>16</w:t>
+        </w:r>
+        <w:r>
+          <w:rPr>
+            <w:noProof/>
+            <w:webHidden/>
+          </w:rPr>
+          <w:fldChar w:fldCharType="end"/>
+        </w:r>
+      </w:hyperlink>
+    </w:p>
+    <w:p>
+      <w:pPr>
+        <w:pStyle w:val="TOC1"/>
+        <w:rPr>
+          <w:rFonts w:asciiTheme="minorHAnsi" w:hAnsiTheme="minorHAnsi"/>
+          <w:noProof/>
+          <w:sz w:val="24"/>
+          <w:lang w:val="en-US"/>
+        </w:rPr>
+      </w:pPr>
+      <w:hyperlink w:anchor="_Toc230120452" w:history="1">
+        <w:r>
+          <w:rPr>
+            <w:rStyle w:val="Hyperlink"/>
+            <w:noProof/>
+          </w:rPr>
+          <w:t>6.</w:t>
+        </w:r>
+        <w:r>
+          <w:rPr>
+            <w:rFonts w:asciiTheme="minorHAnsi" w:hAnsiTheme="minorHAnsi"/>
+            <w:noProof/>
+            <w:sz w:val="24"/>
+            <w:lang w:val="en-US"/>
+          </w:rPr>
+          <w:tab/>
+        </w:r>
+        <w:r>
+          <w:rPr>
+            <w:rStyle w:val="Hyperlink"/>
+            <w:noProof/>
+          </w:rPr>
+          <w:t>Phần kết luận</w:t>
+        </w:r>
+        <w:r>
+          <w:rPr>
+            <w:noProof/>
+            <w:webHidden/>
+          </w:rPr>
+          <w:tab/>
+        </w:r>
+        <w:r>
+          <w:rPr>
+            <w:noProof/>
+            <w:webHidden/>
+          </w:rPr>
+          <w:fldChar w:fldCharType="begin"/>
+        </w:r>
+        <w:r>
+          <w:rPr>
+            <w:noProof/>
+            <w:webHidden/>
+          </w:rPr>
+          <w:instrText xml:space="preserve"> PAGEREF _Toc230120452 \h </w:instrText>
+        </w:r>
+        <w:r>
+          <w:rPr>
+            <w:noProof/>
+            <w:webHidden/>
+          </w:rPr>
+        </w:r>
+        <w:r>
+          <w:rPr>
+            <w:noProof/>
+            <w:webHidden/>
+          </w:rPr>
+          <w:fldChar w:fldCharType="separate"/>
+        </w:r>
+        <w:r>
+          <w:rPr>
+            <w:noProof/>
+            <w:webHidden/>
+          </w:rPr>
+          <w:t>17</w:t>
+        </w:r>
+        <w:r>
+          <w:rPr>
+            <w:noProof/>
+            <w:webHidden/>
+          </w:rPr>
+          <w:fldChar w:fldCharType="end"/>
+        </w:r>
+      </w:hyperlink>
+    </w:p>
+    <w:p>
+      <w:pPr>
+        <w:pStyle w:val="TOC1"/>
+        <w:rPr>
+          <w:rFonts w:asciiTheme="minorHAnsi" w:hAnsiTheme="minorHAnsi"/>
+          <w:noProof/>
+          <w:sz w:val="24"/>
+          <w:lang w:val="en-US"/>
+        </w:rPr>
+      </w:pPr>
+      <w:hyperlink w:anchor="_Toc230120453" w:history="1">
+        <w:r>
+          <w:rPr>
+            <w:rStyle w:val="Hyperlink"/>
+            <w:noProof/>
+          </w:rPr>
+          <w:t>7.</w:t>
+        </w:r>
+        <w:r>
+          <w:rPr>
+            <w:rFonts w:asciiTheme="minorHAnsi" w:hAnsiTheme="minorHAnsi"/>
+            <w:noProof/>
+            <w:sz w:val="24"/>
+            <w:lang w:val="en-US"/>
+          </w:rPr>
+          <w:tab/>
+        </w:r>
+        <w:r>
+          <w:rPr>
+            <w:rStyle w:val="Hyperlink"/>
+            <w:noProof/>
+          </w:rPr>
+          <w:t>Tài liệu tham khảo.</w:t>
+        </w:r>
+        <w:r>
+          <w:rPr>
+            <w:noProof/>
+            <w:webHidden/>
+          </w:rPr>
+          <w:tab/>
+        </w:r>
+        <w:r>
+          <w:rPr>
+            <w:noProof/>
+            <w:webHidden/>
+          </w:rPr>
+          <w:fldChar w:fldCharType="begin"/>
+        </w:r>
+        <w:r>
+          <w:rPr>
+            <w:noProof/>
+            <w:webHidden/>
+          </w:rPr>
+          <w:instrText xml:space="preserve"> PAGEREF _Toc230120453 \h </w:instrText>
+        </w:r>
+        <w:r>
+          <w:rPr>
+            <w:noProof/>
+            <w:webHidden/>
+          </w:rPr>
+        </w:r>
+        <w:r>
+          <w:rPr>
+            <w:noProof/>
+            <w:webHidden/>
+          </w:rPr>
+          <w:fldChar w:fldCharType="separate"/>
+        </w:r>
+        <w:r>
+          <w:rPr>
+            <w:noProof/>
+            <w:webHidden/>
+          </w:rPr>
+          <w:t>17</w:t>
+        </w:r>
+        <w:r>
+          <w:rPr>
+            <w:noProof/>
+            <w:webHidden/>
+          </w:rPr>
+          <w:fldChar w:fldCharType="end"/>
+        </w:r>
+      </w:hyperlink>
+    </w:p>
+    <w:p>
+      <w:pPr>
+        <w:pStyle w:val="0NoiDung"/>
+        <w:rPr>
+          <w:sz w:val="36"/>
+          <w:szCs w:val="36"/>
+          <w:lang w:val="en-US"/>
+        </w:rPr>
+      </w:pPr>
+      <w:r>
+        <w:rPr>
+          <w:sz w:val="36"/>
+          <w:szCs w:val="36"/>
+          <w:lang w:val="en-US"/>
+        </w:rPr>
+        <w:fldChar w:fldCharType="end"/>
+      </w:r>
+    </w:p>
+    <w:p>
+      <w:pPr>
         <w:rPr>
           <w:rFonts w:ascii="Times New Roman" w:hAnsi="Times New Roman"/>
           <w:sz w:val="36"/>
@@ -43,26 +4416,6 @@
       </w:pPr>
       <w:r>
         <w:lastRenderedPageBreak/>
-        <w:t>Mục lục hình</w:t>
-      </w:r>
-    </w:p>
-    <w:p>
-      <w:pPr>
-        <w:rPr>
-          <w:rFonts w:ascii="Times New Roman" w:hAnsi="Times New Roman"/>
-          <w:sz w:val="26"/>
-        </w:rPr>
-      </w:pPr>
-      <w:r>
-        <w:br w:type="page"/>
-      </w:r>
-    </w:p>
-    <w:p>
-      <w:pPr>
-        <w:pStyle w:val="9TitleTrang"/>
-      </w:pPr>
-      <w:r>
-        <w:lastRenderedPageBreak/>
         <w:t>Thông tin tác giả</w:t>
       </w:r>
     </w:p>
@@ -130,7 +4483,7 @@
       <w:r>
         <w:t xml:space="preserve">Link github: </w:t>
       </w:r>
-      <w:hyperlink r:id="rId5" w:history="1">
+      <w:hyperlink r:id="rId6" w:history="1">
         <w:r>
           <w:rPr>
             <w:rStyle w:val="Hyperlink"/>
@@ -158,10 +4511,12 @@
           <w:numId w:val="5"/>
         </w:numPr>
       </w:pPr>
+      <w:bookmarkStart w:id="0" w:name="_Toc230120405"/>
       <w:r>
         <w:lastRenderedPageBreak/>
         <w:t>Nhiệm vụ 1: Why is testing necessary?</w:t>
       </w:r>
+      <w:bookmarkEnd w:id="0"/>
     </w:p>
     <w:p>
       <w:pPr>
@@ -171,9 +4526,11 @@
           <w:numId w:val="5"/>
         </w:numPr>
       </w:pPr>
+      <w:bookmarkStart w:id="1" w:name="_Toc230120406"/>
       <w:r>
         <w:t>Prompt:</w:t>
       </w:r>
+      <w:bookmarkEnd w:id="1"/>
     </w:p>
     <w:tbl>
       <w:tblPr>
@@ -295,9 +4652,11 @@
           <w:numId w:val="5"/>
         </w:numPr>
       </w:pPr>
+      <w:bookmarkStart w:id="2" w:name="_Toc230120407"/>
       <w:r>
         <w:t>Câu trả lời AI:</w:t>
       </w:r>
+      <w:bookmarkEnd w:id="2"/>
     </w:p>
     <w:p>
       <w:pPr>
@@ -307,9 +4666,11 @@
           <w:numId w:val="5"/>
         </w:numPr>
       </w:pPr>
+      <w:bookmarkStart w:id="3" w:name="_Toc230120408"/>
       <w:r>
         <w:t>Error:</w:t>
       </w:r>
+      <w:bookmarkEnd w:id="3"/>
     </w:p>
     <w:p>
       <w:pPr>
@@ -355,9 +4716,11 @@
           <w:numId w:val="5"/>
         </w:numPr>
       </w:pPr>
+      <w:bookmarkStart w:id="4" w:name="_Toc230120409"/>
       <w:r>
         <w:t>Defect</w:t>
       </w:r>
+      <w:bookmarkEnd w:id="4"/>
     </w:p>
     <w:p>
       <w:pPr>
@@ -403,9 +4766,11 @@
           <w:numId w:val="5"/>
         </w:numPr>
       </w:pPr>
+      <w:bookmarkStart w:id="5" w:name="_Toc230120410"/>
       <w:r>
         <w:t>Failure</w:t>
       </w:r>
+      <w:bookmarkEnd w:id="5"/>
     </w:p>
     <w:p>
       <w:pPr>
@@ -451,9 +4816,11 @@
           <w:numId w:val="5"/>
         </w:numPr>
       </w:pPr>
+      <w:bookmarkStart w:id="6" w:name="_Toc230120411"/>
       <w:r>
         <w:t>Root cause</w:t>
       </w:r>
+      <w:bookmarkEnd w:id="6"/>
     </w:p>
     <w:p>
       <w:pPr>
@@ -499,9 +4866,11 @@
           <w:numId w:val="5"/>
         </w:numPr>
       </w:pPr>
+      <w:bookmarkStart w:id="7" w:name="_Toc230120412"/>
       <w:r>
         <w:t>Chi phí của việc kiểm thử trễ</w:t>
       </w:r>
+      <w:bookmarkEnd w:id="7"/>
     </w:p>
     <w:p>
       <w:pPr>
@@ -548,9 +4917,11 @@
           <w:numId w:val="5"/>
         </w:numPr>
       </w:pPr>
+      <w:bookmarkStart w:id="8" w:name="_Toc230120413"/>
       <w:r>
         <w:t>Nhận xét kết quả trả lời của AI:</w:t>
       </w:r>
+      <w:bookmarkEnd w:id="8"/>
     </w:p>
     <w:p>
       <w:pPr>
@@ -637,10 +5008,12 @@
           <w:numId w:val="5"/>
         </w:numPr>
       </w:pPr>
+      <w:bookmarkStart w:id="9" w:name="_Toc230120414"/>
       <w:r>
         <w:lastRenderedPageBreak/>
         <w:t>Nhiệm vụ 2: What is testing?</w:t>
       </w:r>
+      <w:bookmarkEnd w:id="9"/>
     </w:p>
     <w:p>
       <w:pPr>
@@ -650,9 +5023,11 @@
           <w:numId w:val="5"/>
         </w:numPr>
       </w:pPr>
+      <w:bookmarkStart w:id="10" w:name="_Toc230120415"/>
       <w:r>
         <w:t>Prompt:</w:t>
       </w:r>
+      <w:bookmarkEnd w:id="10"/>
     </w:p>
     <w:p>
       <w:pPr>
@@ -662,9 +5037,11 @@
           <w:numId w:val="5"/>
         </w:numPr>
       </w:pPr>
+      <w:bookmarkStart w:id="11" w:name="_Toc230120416"/>
       <w:r>
         <w:t>Prompt định nghĩa testing:</w:t>
       </w:r>
+      <w:bookmarkEnd w:id="11"/>
     </w:p>
     <w:tbl>
       <w:tblPr>
@@ -786,9 +5163,11 @@
           <w:numId w:val="5"/>
         </w:numPr>
       </w:pPr>
+      <w:bookmarkStart w:id="12" w:name="_Toc230120417"/>
       <w:r>
         <w:t>Prompt phân biệt testing với debugging</w:t>
       </w:r>
+      <w:bookmarkEnd w:id="12"/>
     </w:p>
     <w:tbl>
       <w:tblPr>
@@ -1135,9 +5514,11 @@
           <w:numId w:val="5"/>
         </w:numPr>
       </w:pPr>
+      <w:bookmarkStart w:id="13" w:name="_Toc230120418"/>
       <w:r>
         <w:t>Câu trả lời AI:</w:t>
       </w:r>
+      <w:bookmarkEnd w:id="13"/>
     </w:p>
     <w:p>
       <w:pPr>
@@ -1147,9 +5528,11 @@
           <w:numId w:val="5"/>
         </w:numPr>
       </w:pPr>
+      <w:bookmarkStart w:id="14" w:name="_Toc230120419"/>
       <w:r>
         <w:t>Định nghĩa về testing</w:t>
       </w:r>
+      <w:bookmarkEnd w:id="14"/>
     </w:p>
     <w:p>
       <w:pPr>
@@ -1205,9 +5588,11 @@
           <w:numId w:val="5"/>
         </w:numPr>
       </w:pPr>
+      <w:bookmarkStart w:id="15" w:name="_Toc230120420"/>
       <w:r>
         <w:t>Phân biệt testing và debugging</w:t>
       </w:r>
+      <w:bookmarkEnd w:id="15"/>
     </w:p>
     <w:tbl>
       <w:tblPr>
@@ -1803,9 +6188,11 @@
           <w:numId w:val="5"/>
         </w:numPr>
       </w:pPr>
+      <w:bookmarkStart w:id="16" w:name="_Toc230120421"/>
       <w:r>
         <w:t>Phân biệt Verfication và validation</w:t>
       </w:r>
+      <w:bookmarkEnd w:id="16"/>
     </w:p>
     <w:tbl>
       <w:tblPr>
@@ -2131,9 +6518,6 @@
     <w:p>
       <w:pPr>
         <w:pStyle w:val="0NoiDung"/>
-        <w:rPr>
-          <w:lang w:val="en-US"/>
-        </w:rPr>
       </w:pPr>
     </w:p>
     <w:p>
@@ -2144,12 +6528,14 @@
           <w:numId w:val="5"/>
         </w:numPr>
       </w:pPr>
+      <w:bookmarkStart w:id="17" w:name="_Toc230120422"/>
       <w:r>
         <w:t>Nhận</w:t>
       </w:r>
       <w:r>
         <w:t xml:space="preserve"> xét kết quả trả lời của AI</w:t>
       </w:r>
+      <w:bookmarkEnd w:id="17"/>
     </w:p>
     <w:p>
       <w:pPr>
@@ -2171,19 +6557,13 @@
         <w:t xml:space="preserve"> thấy câu trả lời của AI là chấp nhận được và không có vấn đề gì. Về sự khác biệt trong 2 loại promt “</w:t>
       </w:r>
       <w:r>
-        <w:t>zero-</w:t>
-      </w:r>
-      <w:r>
-        <w:t>shot</w:t>
+        <w:t>zero-shot</w:t>
       </w:r>
       <w:r>
         <w:t>” và “</w:t>
       </w:r>
       <w:r>
-        <w:t>few-</w:t>
-      </w:r>
-      <w:r>
-        <w:t>shot</w:t>
+        <w:t>few-shot</w:t>
       </w:r>
       <w:r>
         <w:t xml:space="preserve">” thì theo như </w:t>
@@ -2198,25 +6578,13 @@
         <w:t>promptingguide.</w:t>
       </w:r>
       <w:r>
-        <w:t>ai, đối với các yêu cầu phức tạp hơn (VD như code 1 hệ thống hoàn chỉnh) thì promp</w:t>
-      </w:r>
-      <w:r>
-        <w:t>t</w:t>
-      </w:r>
-      <w:r>
-        <w:t xml:space="preserve"> </w:t>
-      </w:r>
-      <w:r>
-        <w:t>“</w:t>
+        <w:t>ai, đối với các yêu cầu phức tạp hơn (VD như code 1 hệ thống hoàn chỉnh) thì prompt “</w:t>
       </w:r>
       <w:r>
         <w:t>few-shot</w:t>
       </w:r>
       <w:r>
-        <w:t>”</w:t>
-      </w:r>
-      <w:r>
-        <w:t xml:space="preserve"> sẽ cho kết quả tốt và giống với yêu cầu hơn.</w:t>
+        <w:t>” sẽ cho kết quả tốt và giống với yêu cầu hơn.</w:t>
       </w:r>
     </w:p>
     <w:p>
@@ -2235,10 +6603,12 @@
           <w:numId w:val="5"/>
         </w:numPr>
       </w:pPr>
+      <w:bookmarkStart w:id="18" w:name="_Toc230120423"/>
       <w:r>
         <w:lastRenderedPageBreak/>
         <w:t>Nhiệm vụ 3: 7 principles of software testing</w:t>
       </w:r>
+      <w:bookmarkEnd w:id="18"/>
     </w:p>
     <w:p>
       <w:pPr>
@@ -2251,12 +6621,14 @@
           <w:lang w:val="en-US"/>
         </w:rPr>
       </w:pPr>
+      <w:bookmarkStart w:id="19" w:name="_Toc230120424"/>
       <w:r>
         <w:t>Prompt</w:t>
       </w:r>
       <w:r>
         <w:t>:</w:t>
       </w:r>
+      <w:bookmarkEnd w:id="19"/>
     </w:p>
     <w:p>
       <w:pPr>
@@ -2269,12 +6641,14 @@
           <w:lang w:val="en-US"/>
         </w:rPr>
       </w:pPr>
+      <w:bookmarkStart w:id="20" w:name="_Toc230120425"/>
       <w:r>
         <w:t>Promp</w:t>
       </w:r>
       <w:r>
         <w:t>t 1</w:t>
       </w:r>
+      <w:bookmarkEnd w:id="20"/>
     </w:p>
     <w:tbl>
       <w:tblPr>
@@ -2468,9 +6842,11 @@
           <w:numId w:val="5"/>
         </w:numPr>
       </w:pPr>
+      <w:bookmarkStart w:id="21" w:name="_Toc230120426"/>
       <w:r>
         <w:t>Prompt 2</w:t>
       </w:r>
+      <w:bookmarkEnd w:id="21"/>
     </w:p>
     <w:tbl>
       <w:tblPr>
@@ -2636,9 +7012,6 @@
     <w:p>
       <w:pPr>
         <w:pStyle w:val="0NoiDung"/>
-        <w:rPr>
-          <w:lang w:val="en-US"/>
-        </w:rPr>
       </w:pPr>
     </w:p>
     <w:p>
@@ -2649,9 +7022,11 @@
           <w:numId w:val="5"/>
         </w:numPr>
       </w:pPr>
+      <w:bookmarkStart w:id="22" w:name="_Toc230120427"/>
       <w:r>
         <w:t>Prompt 3</w:t>
       </w:r>
+      <w:bookmarkEnd w:id="22"/>
     </w:p>
     <w:tbl>
       <w:tblPr>
@@ -2773,9 +7148,6 @@
     <w:p>
       <w:pPr>
         <w:pStyle w:val="0NoiDung"/>
-        <w:rPr>
-          <w:lang w:val="en-US"/>
-        </w:rPr>
       </w:pPr>
     </w:p>
     <w:p>
@@ -2786,6 +7158,7 @@
           <w:numId w:val="5"/>
         </w:numPr>
       </w:pPr>
+      <w:bookmarkStart w:id="23" w:name="_Toc230120428"/>
       <w:r>
         <w:t xml:space="preserve">Câu trả </w:t>
       </w:r>
@@ -2795,6 +7168,7 @@
       <w:r>
         <w:t xml:space="preserve"> của AI:</w:t>
       </w:r>
+      <w:bookmarkEnd w:id="23"/>
     </w:p>
     <w:p>
       <w:pPr>
@@ -2804,6 +7178,7 @@
           <w:numId w:val="5"/>
         </w:numPr>
       </w:pPr>
+      <w:bookmarkStart w:id="24" w:name="_Toc230120429"/>
       <w:r>
         <w:lastRenderedPageBreak/>
         <w:t>Nguyên tắc</w:t>
@@ -2823,6 +7198,7 @@
         </w:rPr>
         <w:t>Testing shows the presence of defects, not their absence</w:t>
       </w:r>
+      <w:bookmarkEnd w:id="24"/>
     </w:p>
     <w:p>
       <w:pPr>
@@ -2880,6 +7256,7 @@
           <w:numId w:val="5"/>
         </w:numPr>
       </w:pPr>
+      <w:bookmarkStart w:id="25" w:name="_Toc230120430"/>
       <w:r>
         <w:t xml:space="preserve">Nguyên tắc </w:t>
       </w:r>
@@ -2892,6 +7269,7 @@
         </w:rPr>
         <w:t>Exhaustive testing is impossible</w:t>
       </w:r>
+      <w:bookmarkEnd w:id="25"/>
     </w:p>
     <w:p>
       <w:pPr>
@@ -2937,14 +7315,12 @@
           <w:numId w:val="5"/>
         </w:numPr>
       </w:pPr>
+      <w:bookmarkStart w:id="26" w:name="_Toc230120431"/>
       <w:r>
         <w:t xml:space="preserve">Nguyên tắc </w:t>
       </w:r>
       <w:r>
-        <w:t>3</w:t>
-      </w:r>
-      <w:r>
-        <w:t>:</w:t>
+        <w:t>3:</w:t>
       </w:r>
       <w:r>
         <w:rPr>
@@ -2959,6 +7335,7 @@
         </w:rPr>
         <w:t>Early testing saves time and money</w:t>
       </w:r>
+      <w:bookmarkEnd w:id="26"/>
     </w:p>
     <w:p>
       <w:pPr>
@@ -3001,14 +7378,12 @@
           <w:numId w:val="5"/>
         </w:numPr>
       </w:pPr>
+      <w:bookmarkStart w:id="27" w:name="_Toc230120432"/>
       <w:r>
         <w:t xml:space="preserve">Nguyên tắc </w:t>
       </w:r>
       <w:r>
-        <w:t>4</w:t>
-      </w:r>
-      <w:r>
-        <w:t>:</w:t>
+        <w:t>4:</w:t>
       </w:r>
       <w:r>
         <w:rPr>
@@ -3020,6 +7395,7 @@
       <w:r>
         <w:t>Defects cluster together</w:t>
       </w:r>
+      <w:bookmarkEnd w:id="27"/>
     </w:p>
     <w:p>
       <w:pPr>
@@ -3059,14 +7435,12 @@
           <w:numId w:val="5"/>
         </w:numPr>
       </w:pPr>
+      <w:bookmarkStart w:id="28" w:name="_Toc230120433"/>
       <w:r>
         <w:t xml:space="preserve">Nguyên tắc </w:t>
       </w:r>
       <w:r>
-        <w:t>5</w:t>
-      </w:r>
-      <w:r>
-        <w:t>:</w:t>
+        <w:t>5:</w:t>
       </w:r>
       <w:r>
         <w:rPr>
@@ -3081,6 +7455,7 @@
         </w:rPr>
         <w:t>Beware of the pesticide paradox</w:t>
       </w:r>
+      <w:bookmarkEnd w:id="28"/>
     </w:p>
     <w:p>
       <w:pPr>
@@ -3120,15 +7495,13 @@
           <w:numId w:val="5"/>
         </w:numPr>
       </w:pPr>
+      <w:bookmarkStart w:id="29" w:name="_Toc230120434"/>
       <w:r>
         <w:lastRenderedPageBreak/>
         <w:t xml:space="preserve">Nguyên tắc </w:t>
       </w:r>
       <w:r>
-        <w:t>6</w:t>
-      </w:r>
-      <w:r>
-        <w:t>:</w:t>
+        <w:t>6:</w:t>
       </w:r>
       <w:r>
         <w:rPr>
@@ -3143,6 +7516,7 @@
         </w:rPr>
         <w:t>Testing is context dependent</w:t>
       </w:r>
+      <w:bookmarkEnd w:id="29"/>
     </w:p>
     <w:p>
       <w:pPr>
@@ -3182,14 +7556,12 @@
           <w:numId w:val="5"/>
         </w:numPr>
       </w:pPr>
+      <w:bookmarkStart w:id="30" w:name="_Toc230120435"/>
       <w:r>
         <w:t xml:space="preserve">Nguyên tắc </w:t>
       </w:r>
       <w:r>
-        <w:t>7</w:t>
-      </w:r>
-      <w:r>
-        <w:t>:</w:t>
+        <w:t>7:</w:t>
       </w:r>
       <w:r>
         <w:rPr>
@@ -3204,6 +7576,7 @@
         </w:rPr>
         <w:t>Absence-of-errors is a fallacy</w:t>
       </w:r>
+      <w:bookmarkEnd w:id="30"/>
     </w:p>
     <w:p>
       <w:pPr>
@@ -3243,9 +7616,11 @@
           <w:numId w:val="5"/>
         </w:numPr>
       </w:pPr>
+      <w:bookmarkStart w:id="31" w:name="_Toc230120436"/>
       <w:r>
         <w:t>Nhận xét kết quả trả về của AI</w:t>
       </w:r>
+      <w:bookmarkEnd w:id="31"/>
     </w:p>
     <w:p>
       <w:pPr>
@@ -3276,13 +7651,7 @@
         <w:t xml:space="preserve">, prompt 1 cho ra câu trả lời rõ rảng hơn vì prompt này chứa đầy đủ các yêu cầu mà 1 prompt tốt nên có. Ngoài ra, </w:t>
       </w:r>
       <w:r>
-        <w:t xml:space="preserve">prompt này cũng chỉ ra ngữ cảnh cụ thể (dự án ComfyDrive) khiến cho AI hiểu ngữ cảnh và </w:t>
-      </w:r>
-      <w:r>
-        <w:t xml:space="preserve">trả lời </w:t>
-      </w:r>
-      <w:r>
-        <w:t>cụ thể hơn.</w:t>
+        <w:t>prompt này cũng chỉ ra ngữ cảnh cụ thể (dự án ComfyDrive) khiến cho AI hiểu ngữ cảnh và trả lời cụ thể hơn.</w:t>
       </w:r>
     </w:p>
     <w:p>
@@ -3393,6 +7762,7 @@
           <w:numId w:val="5"/>
         </w:numPr>
       </w:pPr>
+      <w:bookmarkStart w:id="32" w:name="_Toc230120437"/>
       <w:r>
         <w:lastRenderedPageBreak/>
         <w:t xml:space="preserve">Nhiệm vụ </w:t>
@@ -3403,6 +7773,7 @@
       <w:r>
         <w:t>Test activities &amp; roles</w:t>
       </w:r>
+      <w:bookmarkEnd w:id="32"/>
     </w:p>
     <w:p>
       <w:pPr>
@@ -3412,9 +7783,11 @@
           <w:numId w:val="5"/>
         </w:numPr>
       </w:pPr>
+      <w:bookmarkStart w:id="33" w:name="_Toc230120438"/>
       <w:r>
         <w:t>Prompt:</w:t>
       </w:r>
+      <w:bookmarkEnd w:id="33"/>
     </w:p>
     <w:tbl>
       <w:tblPr>
@@ -3527,9 +7900,6 @@
       <w:pPr>
         <w:pStyle w:val="0NoiDung"/>
         <w:ind w:firstLine="0"/>
-        <w:rPr>
-          <w:lang w:val="en-US"/>
-        </w:rPr>
       </w:pPr>
     </w:p>
     <w:p>
@@ -3540,9 +7910,11 @@
           <w:numId w:val="5"/>
         </w:numPr>
       </w:pPr>
+      <w:bookmarkStart w:id="34" w:name="_Toc230120439"/>
       <w:r>
         <w:t>Câu trả lời của AI:</w:t>
       </w:r>
+      <w:bookmarkEnd w:id="34"/>
     </w:p>
     <w:p>
       <w:pPr>
@@ -3552,12 +7924,14 @@
           <w:numId w:val="5"/>
         </w:numPr>
       </w:pPr>
+      <w:bookmarkStart w:id="35" w:name="_Toc230120440"/>
       <w:r>
         <w:t xml:space="preserve">Test </w:t>
       </w:r>
       <w:r>
         <w:t>Planning:</w:t>
       </w:r>
+      <w:bookmarkEnd w:id="35"/>
     </w:p>
     <w:p>
       <w:pPr>
@@ -3631,12 +8005,14 @@
           <w:numId w:val="5"/>
         </w:numPr>
       </w:pPr>
+      <w:bookmarkStart w:id="36" w:name="_Toc230120441"/>
       <w:r>
         <w:t xml:space="preserve">Test Monitoring &amp; </w:t>
       </w:r>
       <w:r>
         <w:t>Control:</w:t>
       </w:r>
+      <w:bookmarkEnd w:id="36"/>
     </w:p>
     <w:p>
       <w:pPr>
@@ -3710,12 +8086,14 @@
           <w:numId w:val="5"/>
         </w:numPr>
       </w:pPr>
+      <w:bookmarkStart w:id="37" w:name="_Toc230120442"/>
       <w:r>
         <w:t xml:space="preserve">Test </w:t>
       </w:r>
       <w:r>
         <w:t>Analysis:</w:t>
       </w:r>
+      <w:bookmarkEnd w:id="37"/>
     </w:p>
     <w:p>
       <w:pPr>
@@ -3789,12 +8167,14 @@
           <w:numId w:val="5"/>
         </w:numPr>
       </w:pPr>
+      <w:bookmarkStart w:id="38" w:name="_Toc230120443"/>
       <w:r>
         <w:t xml:space="preserve">Test </w:t>
       </w:r>
       <w:r>
         <w:t>Design:</w:t>
       </w:r>
+      <w:bookmarkEnd w:id="38"/>
     </w:p>
     <w:p>
       <w:pPr>
@@ -3868,12 +8248,14 @@
           <w:numId w:val="5"/>
         </w:numPr>
       </w:pPr>
+      <w:bookmarkStart w:id="39" w:name="_Toc230120444"/>
       <w:r>
         <w:t>Test Impl</w:t>
       </w:r>
       <w:r>
         <w:t>ementation:</w:t>
       </w:r>
+      <w:bookmarkEnd w:id="39"/>
     </w:p>
     <w:p>
       <w:pPr>
@@ -3947,6 +8329,7 @@
           <w:numId w:val="5"/>
         </w:numPr>
       </w:pPr>
+      <w:bookmarkStart w:id="40" w:name="_Toc230120445"/>
       <w:r>
         <w:lastRenderedPageBreak/>
         <w:t xml:space="preserve">Test </w:t>
@@ -3954,6 +8337,7 @@
       <w:r>
         <w:t>Execution:</w:t>
       </w:r>
+      <w:bookmarkEnd w:id="40"/>
     </w:p>
     <w:p>
       <w:pPr>
@@ -4027,6 +8411,7 @@
           <w:numId w:val="5"/>
         </w:numPr>
       </w:pPr>
+      <w:bookmarkStart w:id="41" w:name="_Toc230120446"/>
       <w:r>
         <w:rPr>
           <w:lang w:val="en-US"/>
@@ -4042,6 +8427,7 @@
       <w:r>
         <w:t>:</w:t>
       </w:r>
+      <w:bookmarkEnd w:id="41"/>
     </w:p>
     <w:p>
       <w:pPr>
@@ -4184,11 +8570,16 @@
           <w:numId w:val="5"/>
         </w:numPr>
       </w:pPr>
+      <w:bookmarkStart w:id="42" w:name="_Toc230120447"/>
       <w:r>
         <w:t xml:space="preserve">Nhận xét kết quả trả về của </w:t>
       </w:r>
       <w:r>
-        <w:t xml:space="preserve">AI: </w:t>
+        <w:t>AI:</w:t>
+      </w:r>
+      <w:bookmarkEnd w:id="42"/>
+      <w:r>
+        <w:t xml:space="preserve"> </w:t>
       </w:r>
     </w:p>
     <w:p>
@@ -4196,19 +8587,7 @@
         <w:pStyle w:val="0NoiDung"/>
       </w:pPr>
       <w:r>
-        <w:t>Thông qua hình thức nhập vai (role-play), AI đã lồng ghép quy trình 7 bước của ISTQB vào một câu chuyện đầy tự nhiê</w:t>
-      </w:r>
-      <w:r>
-        <w:t>n</w:t>
-      </w:r>
-      <w:r>
-        <w:t>. Mọi "Testware" quan trọng tại từng giai đoạn đều được liệt kê chính xác, đồng thời phân định rạch ròi vai trò giữa Test Manager (chú trọng chiến lược, quản trị) và Tester (tập trung vào kỹ thuật, thực thi) đúng theo giáo trình</w:t>
-      </w:r>
-      <w:r>
-        <w:t xml:space="preserve"> </w:t>
-      </w:r>
-      <w:r>
-        <w:t>ISTQB.</w:t>
+        <w:t>Thông qua hình thức nhập vai (role-play), AI đã lồng ghép quy trình 7 bước của ISTQB vào một câu chuyện đầy tự nhiên. Mọi "Testware" quan trọng tại từng giai đoạn đều được liệt kê chính xác, đồng thời phân định rạch ròi vai trò giữa Test Manager (chú trọng chiến lược, quản trị) và Tester (tập trung vào kỹ thuật, thực thi) đúng theo giáo trình ISTQB.</w:t>
       </w:r>
     </w:p>
     <w:p>
@@ -4231,6 +8610,7 @@
           <w:numId w:val="5"/>
         </w:numPr>
       </w:pPr>
+      <w:bookmarkStart w:id="43" w:name="_Toc230120448"/>
       <w:r>
         <w:lastRenderedPageBreak/>
         <w:t xml:space="preserve">Nhiệm vụ </w:t>
@@ -4241,6 +8621,7 @@
       <w:r>
         <w:t>Essential skills của tester</w:t>
       </w:r>
+      <w:bookmarkEnd w:id="43"/>
     </w:p>
     <w:p>
       <w:pPr>
@@ -4250,9 +8631,11 @@
           <w:numId w:val="5"/>
         </w:numPr>
       </w:pPr>
+      <w:bookmarkStart w:id="44" w:name="_Toc230120449"/>
       <w:r>
         <w:t>Prompt:</w:t>
       </w:r>
+      <w:bookmarkEnd w:id="44"/>
     </w:p>
     <w:tbl>
       <w:tblPr>
@@ -4374,9 +8757,11 @@
           <w:numId w:val="5"/>
         </w:numPr>
       </w:pPr>
+      <w:bookmarkStart w:id="45" w:name="_Toc230120450"/>
       <w:r>
         <w:t>Câu trả lời của AI</w:t>
       </w:r>
+      <w:bookmarkEnd w:id="45"/>
     </w:p>
     <w:tbl>
       <w:tblPr>
@@ -4827,9 +9212,11 @@
           <w:numId w:val="5"/>
         </w:numPr>
       </w:pPr>
+      <w:bookmarkStart w:id="46" w:name="_Toc230120451"/>
       <w:r>
         <w:t>Tổng kết:</w:t>
       </w:r>
+      <w:bookmarkEnd w:id="46"/>
     </w:p>
     <w:p>
       <w:pPr>
@@ -4880,10 +9267,12 @@
           <w:numId w:val="5"/>
         </w:numPr>
       </w:pPr>
+      <w:bookmarkStart w:id="47" w:name="_Toc230120452"/>
       <w:r>
         <w:lastRenderedPageBreak/>
         <w:t>Phần kết luận</w:t>
       </w:r>
+      <w:bookmarkEnd w:id="47"/>
     </w:p>
     <w:p>
       <w:pPr>
@@ -5055,9 +9444,11 @@
           <w:numId w:val="5"/>
         </w:numPr>
       </w:pPr>
+      <w:bookmarkStart w:id="48" w:name="_Toc230120453"/>
       <w:r>
         <w:t>Tài liệu tham khảo.</w:t>
       </w:r>
+      <w:bookmarkEnd w:id="48"/>
     </w:p>
     <w:p>
       <w:pPr>
@@ -5836,15 +10227,6 @@
   </w:num>
   <w:num w:numId="20" w16cid:durableId="844590738">
     <w:abstractNumId w:val="5"/>
-    <w:lvlOverride w:ilvl="0"/>
-    <w:lvlOverride w:ilvl="1"/>
-    <w:lvlOverride w:ilvl="2"/>
-    <w:lvlOverride w:ilvl="3"/>
-    <w:lvlOverride w:ilvl="4"/>
-    <w:lvlOverride w:ilvl="5"/>
-    <w:lvlOverride w:ilvl="6"/>
-    <w:lvlOverride w:ilvl="7"/>
-    <w:lvlOverride w:ilvl="8"/>
   </w:num>
   <w:num w:numId="21" w16cid:durableId="204098372">
     <w:abstractNumId w:val="2"/>
@@ -6462,6 +10844,7 @@
   <w:style w:type="character" w:default="1" w:styleId="DefaultParagraphFont">
     <w:name w:val="Default Paragraph Font"/>
     <w:uiPriority w:val="1"/>
+    <w:semiHidden/>
     <w:unhideWhenUsed/>
   </w:style>
   <w:style w:type="table" w:default="1" w:styleId="TableNormal">
@@ -6569,7 +10952,6 @@
     <w:next w:val="Normal"/>
     <w:autoRedefine/>
     <w:uiPriority w:val="39"/>
-    <w:semiHidden/>
     <w:unhideWhenUsed/>
     <w:rsid w:val="00F05579"/>
     <w:pPr>
@@ -7327,4 +11709,16 @@
     </a:ext>
   </a:extLst>
 </a:theme>
+</file>
+
+<file path=customXml/item1.xml><?xml version="1.0" encoding="utf-8"?>
+<b:Sources xmlns:b="http://schemas.openxmlformats.org/officeDocument/2006/bibliography" xmlns="http://schemas.openxmlformats.org/officeDocument/2006/bibliography" SelectedStyle="\APASixthEditionOfficeOnline.xsl" StyleName="APA" Version="6"/>
+</file>
+
+<file path=customXml/itemProps1.xml><?xml version="1.0" encoding="utf-8"?>
+<ds:datastoreItem xmlns:ds="http://schemas.openxmlformats.org/officeDocument/2006/customXml" ds:itemID="{8439DFC0-A805-441F-88BB-D0F89A13E9A4}">
+  <ds:schemaRefs>
+    <ds:schemaRef ds:uri="http://schemas.openxmlformats.org/officeDocument/2006/bibliography"/>
+  </ds:schemaRefs>
+</ds:datastoreItem>
 </file>